--- a/assets/data/Mindset 02/Mindset2- Audio Scripts.docx
+++ b/assets/data/Mindset 02/Mindset2- Audio Scripts.docx
@@ -1,6 +1,6 @@
 
 <file path=word/document.xml><?xml version="1.0" encoding="utf-8"?>
-<w:document xmlns:wpc="http://schemas.microsoft.com/office/word/2010/wordprocessingCanvas" xmlns:cx="http://schemas.microsoft.com/office/drawing/2014/chartex" xmlns:cx1="http://schemas.microsoft.com/office/drawing/2015/9/8/chartex" xmlns:cx2="http://schemas.microsoft.com/office/drawing/2015/10/21/chartex" xmlns:cx3="http://schemas.microsoft.com/office/drawing/2016/5/9/chartex" xmlns:cx4="http://schemas.microsoft.com/office/drawing/2016/5/10/chartex" xmlns:cx5="http://schemas.microsoft.com/office/drawing/2016/5/11/chartex" xmlns:cx6="http://schemas.microsoft.com/office/drawing/2016/5/12/chartex" xmlns:cx7="http://schemas.microsoft.com/office/drawing/2016/5/13/chartex" xmlns:cx8="http://schemas.microsoft.com/office/drawing/2016/5/14/chartex" xmlns:mc="http://schemas.openxmlformats.org/markup-compatibility/2006" xmlns:aink="http://schemas.microsoft.com/office/drawing/2016/ink" xmlns:am3d="http://schemas.microsoft.com/office/drawing/2017/model3d" xmlns:o="urn:schemas-microsoft-com:office:office" xmlns:oel="http://schemas.microsoft.com/office/2019/extlst" xmlns:r="http://schemas.openxmlformats.org/officeDocument/2006/relationships" xmlns:m="http://schemas.openxmlformats.org/officeDocument/2006/math" xmlns:v="urn:schemas-microsoft-com:vml" xmlns:wp14="http://schemas.microsoft.com/office/word/2010/wordprocessingDrawing" xmlns:wp="http://schemas.openxmlformats.org/drawingml/2006/wordprocessingDrawing" xmlns:w10="urn:schemas-microsoft-com:office:word" xmlns:w="http://schemas.openxmlformats.org/wordprocessingml/2006/main" xmlns:w14="http://schemas.microsoft.com/office/word/2010/wordml" xmlns:w15="http://schemas.microsoft.com/office/word/2012/wordml" xmlns:w16cex="http://schemas.microsoft.com/office/word/2018/wordml/cex" xmlns:w16cid="http://schemas.microsoft.com/office/word/2016/wordml/cid" xmlns:w16="http://schemas.microsoft.com/office/word/2018/wordml" xmlns:w16du="http://schemas.microsoft.com/office/word/2023/wordml/word16du" xmlns:w16sdtdh="http://schemas.microsoft.com/office/word/2020/wordml/sdtdatahash" xmlns:w16sdtfl="http://schemas.microsoft.com/office/word/2024/wordml/sdtformatlock" xmlns:w16se="http://schemas.microsoft.com/office/word/2015/wordml/symex" xmlns:wpg="http://schemas.microsoft.com/office/word/2010/wordprocessingGroup" xmlns:wpi="http://schemas.microsoft.com/office/word/2010/wordprocessingInk" xmlns:wne="http://schemas.microsoft.com/office/word/2006/wordml" xmlns:wps="http://schemas.microsoft.com/office/word/2010/wordprocessingShape" mc:Ignorable="w14 w15 w16se w16cid w16 w16cex w16sdtdh w16sdtfl w16du wp14">
+<w:document xmlns:wpc="http://schemas.microsoft.com/office/word/2010/wordprocessingCanvas" xmlns:cx="http://schemas.microsoft.com/office/drawing/2014/chartex" xmlns:cx1="http://schemas.microsoft.com/office/drawing/2015/9/8/chartex" xmlns:cx2="http://schemas.microsoft.com/office/drawing/2015/10/21/chartex" xmlns:cx3="http://schemas.microsoft.com/office/drawing/2016/5/9/chartex" xmlns:cx4="http://schemas.microsoft.com/office/drawing/2016/5/10/chartex" xmlns:cx5="http://schemas.microsoft.com/office/drawing/2016/5/11/chartex" xmlns:cx6="http://schemas.microsoft.com/office/drawing/2016/5/12/chartex" xmlns:cx7="http://schemas.microsoft.com/office/drawing/2016/5/13/chartex" xmlns:cx8="http://schemas.microsoft.com/office/drawing/2016/5/14/chartex" xmlns:mc="http://schemas.openxmlformats.org/markup-compatibility/2006" xmlns:aink="http://schemas.microsoft.com/office/drawing/2016/ink" xmlns:am3d="http://schemas.microsoft.com/office/drawing/2017/model3d" xmlns:o="urn:schemas-microsoft-com:office:office" xmlns:oel="http://schemas.microsoft.com/office/2019/extlst" xmlns:r="http://schemas.openxmlformats.org/officeDocument/2006/relationships" xmlns:m="http://schemas.openxmlformats.org/officeDocument/2006/math" xmlns:v="urn:schemas-microsoft-com:vml" xmlns:wp14="http://schemas.microsoft.com/office/word/2010/wordprocessingDrawing" xmlns:wp="http://schemas.openxmlformats.org/drawingml/2006/wordprocessingDrawing" xmlns:w10="urn:schemas-microsoft-com:office:word" xmlns:w="http://schemas.openxmlformats.org/wordprocessingml/2006/main" xmlns:w14="http://schemas.microsoft.com/office/word/2010/wordml" xmlns:w15="http://schemas.microsoft.com/office/word/2012/wordml" xmlns:w16cex="http://schemas.microsoft.com/office/word/2018/wordml/cex" xmlns:w16cid="http://schemas.microsoft.com/office/word/2016/wordml/cid" xmlns:w16="http://schemas.microsoft.com/office/word/2018/wordml" xmlns:w16sdtdh="http://schemas.microsoft.com/office/word/2020/wordml/sdtdatahash" xmlns:w16se="http://schemas.microsoft.com/office/word/2015/wordml/symex" xmlns:wpg="http://schemas.microsoft.com/office/word/2010/wordprocessingGroup" xmlns:wpi="http://schemas.microsoft.com/office/word/2010/wordprocessingInk" xmlns:wne="http://schemas.microsoft.com/office/word/2006/wordml" xmlns:wps="http://schemas.microsoft.com/office/word/2010/wordprocessingShape" mc:Ignorable="w14 w15 w16se w16cid w16 w16cex w16sdtdh wp14">
   <w:body>
     <w:tbl>
       <w:tblPr>
@@ -26,15 +26,7 @@
                 <w:sz w:val="23"/>
                 <w:szCs w:val="23"/>
               </w:rPr>
-              <w:t>Mindset_L</w:t>
-            </w:r>
-            <w:r>
-              <w:rPr>
-                <w:rFonts w:ascii="Source Sans 3" w:hAnsi="Source Sans 3" w:cs="Arial"/>
-                <w:sz w:val="23"/>
-                <w:szCs w:val="23"/>
-              </w:rPr>
-              <w:t>1</w:t>
+              <w:t>Mindset_L2</w:t>
             </w:r>
             <w:r>
               <w:rPr>
@@ -524,7 +516,7 @@
                 <w:sz w:val="23"/>
                 <w:szCs w:val="23"/>
               </w:rPr>
-              <w:t>Mindset</w:t>
+              <w:t>Mindset_L2</w:t>
             </w:r>
             <w:r>
               <w:rPr>
@@ -532,7 +524,7 @@
                 <w:sz w:val="23"/>
                 <w:szCs w:val="23"/>
               </w:rPr>
-              <w:t>_L1_03.mp3</w:t>
+              <w:t>_03.mp3</w:t>
             </w:r>
           </w:p>
         </w:tc>
@@ -789,7 +781,7 @@
                 <w:sz w:val="23"/>
                 <w:szCs w:val="23"/>
               </w:rPr>
-              <w:t>Mindset</w:t>
+              <w:t>Mindset_L2</w:t>
             </w:r>
             <w:r>
               <w:rPr>
@@ -797,7 +789,7 @@
                 <w:sz w:val="23"/>
                 <w:szCs w:val="23"/>
               </w:rPr>
-              <w:t>_L1_04.mp3</w:t>
+              <w:t>_04.mp3</w:t>
             </w:r>
           </w:p>
         </w:tc>
@@ -991,7 +983,7 @@
                 <w:sz w:val="23"/>
                 <w:szCs w:val="23"/>
               </w:rPr>
-              <w:t>Mindset</w:t>
+              <w:t>Mindset_L2</w:t>
             </w:r>
             <w:r>
               <w:rPr>
@@ -999,7 +991,7 @@
                 <w:sz w:val="23"/>
                 <w:szCs w:val="23"/>
               </w:rPr>
-              <w:t>_L1_05.mp3</w:t>
+              <w:t>_05.mp3</w:t>
             </w:r>
           </w:p>
         </w:tc>
@@ -1280,7 +1272,7 @@
                 <w:sz w:val="23"/>
                 <w:szCs w:val="23"/>
               </w:rPr>
-              <w:t>Mindset</w:t>
+              <w:t>Mindset_L2</w:t>
             </w:r>
             <w:r>
               <w:rPr>
@@ -1288,7 +1280,7 @@
                 <w:sz w:val="23"/>
                 <w:szCs w:val="23"/>
               </w:rPr>
-              <w:t>_L1_06.mp3</w:t>
+              <w:t>_06.mp3</w:t>
             </w:r>
           </w:p>
         </w:tc>
@@ -1920,7 +1912,7 @@
                 <w:sz w:val="23"/>
                 <w:szCs w:val="23"/>
               </w:rPr>
-              <w:t>Mindset</w:t>
+              <w:t>Mindset_L2</w:t>
             </w:r>
             <w:r>
               <w:rPr>
@@ -1928,7 +1920,7 @@
                 <w:sz w:val="23"/>
                 <w:szCs w:val="23"/>
               </w:rPr>
-              <w:t>_L1_07.mp3</w:t>
+              <w:t>_07.mp3</w:t>
             </w:r>
           </w:p>
         </w:tc>
@@ -2073,7 +2065,7 @@
                 <w:sz w:val="23"/>
                 <w:szCs w:val="23"/>
               </w:rPr>
-              <w:t>Mindset</w:t>
+              <w:t>Mindset_L2</w:t>
             </w:r>
             <w:r>
               <w:rPr>
@@ -2081,7 +2073,7 @@
                 <w:sz w:val="23"/>
                 <w:szCs w:val="23"/>
               </w:rPr>
-              <w:t>_L1_08.mp3</w:t>
+              <w:t>_08.mp3</w:t>
             </w:r>
           </w:p>
         </w:tc>
@@ -2830,7 +2822,7 @@
                 <w:sz w:val="23"/>
                 <w:szCs w:val="23"/>
               </w:rPr>
-              <w:t>Mindset</w:t>
+              <w:t>Mindset_L2</w:t>
             </w:r>
             <w:r>
               <w:rPr>
@@ -2838,7 +2830,7 @@
                 <w:sz w:val="23"/>
                 <w:szCs w:val="23"/>
               </w:rPr>
-              <w:t>_L1_09.mp3</w:t>
+              <w:t>_09.mp3</w:t>
             </w:r>
           </w:p>
         </w:tc>
@@ -2945,7 +2937,7 @@
                 <w:sz w:val="23"/>
                 <w:szCs w:val="23"/>
               </w:rPr>
-              <w:t>Mindset</w:t>
+              <w:t>Mindset_L2</w:t>
             </w:r>
             <w:r>
               <w:rPr>
@@ -2953,7 +2945,7 @@
                 <w:sz w:val="23"/>
                 <w:szCs w:val="23"/>
               </w:rPr>
-              <w:t>_L1_10.mp3</w:t>
+              <w:t>_10.mp3</w:t>
             </w:r>
           </w:p>
         </w:tc>
@@ -3087,27 +3079,7 @@
                 <w:sz w:val="23"/>
                 <w:szCs w:val="23"/>
               </w:rPr>
-              <w:t xml:space="preserve"> Well... we're a close </w:t>
-            </w:r>
-            <w:proofErr w:type="gramStart"/>
-            <w:r>
-              <w:rPr>
-                <w:rFonts w:ascii="Source Sans 3" w:hAnsi="Source Sans 3"/>
-                <w:bCs/>
-                <w:sz w:val="23"/>
-                <w:szCs w:val="23"/>
-              </w:rPr>
-              <w:t>family,</w:t>
-            </w:r>
-            <w:proofErr w:type="gramEnd"/>
-            <w:r>
-              <w:rPr>
-                <w:rFonts w:ascii="Source Sans 3" w:hAnsi="Source Sans 3"/>
-                <w:bCs/>
-                <w:sz w:val="23"/>
-                <w:szCs w:val="23"/>
-              </w:rPr>
-              <w:t xml:space="preserve"> we like spending a lot of time together. We try to go out once a week - usually at weekends - on Saturdays or Sundays. We all really like being in the fresh air so we often go for a long walk along the beach. We enjoy going early in the morning when it's quiet. We never go when it's crowded! We live near a big park, so we sometimes go there. We usually go for a long walk and sometimes have a barbecue by the lake. Sometimes our cousin comes along too. He loves running around in the sunshine. He even enjoys swimming in the lake, so it's a good day out for him too!</w:t>
+              <w:t xml:space="preserve"> Well... we're a close family, we like spending a lot of time together. We try to go out once a week - usually at weekends - on Saturdays or Sundays. We all really like being in the fresh air so we often go for a long walk along the beach. We enjoy going early in the morning when it's quiet. We never go when it's crowded! We live near a big park, so we sometimes go there. We usually go for a long walk and sometimes have a barbecue by the lake. Sometimes our cousin comes along too. He loves running around in the sunshine. He even enjoys swimming in the lake, so it's a good day out for him too!</w:t>
             </w:r>
           </w:p>
         </w:tc>
@@ -3149,7 +3121,7 @@
                 <w:sz w:val="23"/>
                 <w:szCs w:val="23"/>
               </w:rPr>
-              <w:t>Mindset</w:t>
+              <w:t>Mindset_L2</w:t>
             </w:r>
             <w:r>
               <w:rPr>
@@ -3157,7 +3129,7 @@
                 <w:sz w:val="23"/>
                 <w:szCs w:val="23"/>
               </w:rPr>
-              <w:t>_L1_11.mp3</w:t>
+              <w:t>_11.mp3</w:t>
             </w:r>
           </w:p>
         </w:tc>
@@ -3281,7 +3253,7 @@
                 <w:sz w:val="23"/>
                 <w:szCs w:val="23"/>
               </w:rPr>
-              <w:t>Mindset</w:t>
+              <w:t>Mindset_L2</w:t>
             </w:r>
             <w:r>
               <w:rPr>
@@ -3289,7 +3261,7 @@
                 <w:sz w:val="23"/>
                 <w:szCs w:val="23"/>
               </w:rPr>
-              <w:t>_L1_12.mp3</w:t>
+              <w:t>_12.mp3</w:t>
             </w:r>
           </w:p>
         </w:tc>
@@ -3430,7 +3402,7 @@
                 <w:sz w:val="23"/>
                 <w:szCs w:val="23"/>
               </w:rPr>
-              <w:t>Mindset</w:t>
+              <w:t>Mindset_L2</w:t>
             </w:r>
             <w:r>
               <w:rPr>
@@ -3438,7 +3410,7 @@
                 <w:sz w:val="23"/>
                 <w:szCs w:val="23"/>
               </w:rPr>
-              <w:t>_L1_13.mp3</w:t>
+              <w:t>_13.mp3</w:t>
             </w:r>
           </w:p>
         </w:tc>
@@ -3509,7 +3481,7 @@
                 <w:sz w:val="23"/>
                 <w:szCs w:val="23"/>
               </w:rPr>
-              <w:t>Mindset</w:t>
+              <w:t>Mindset_L2</w:t>
             </w:r>
             <w:r>
               <w:rPr>
@@ -3517,7 +3489,7 @@
                 <w:sz w:val="23"/>
                 <w:szCs w:val="23"/>
               </w:rPr>
-              <w:t>_L1_14.mp3</w:t>
+              <w:t>_14.mp3</w:t>
             </w:r>
           </w:p>
         </w:tc>
@@ -3690,7 +3662,7 @@
                 <w:sz w:val="23"/>
                 <w:szCs w:val="23"/>
               </w:rPr>
-              <w:t>Mindset</w:t>
+              <w:t>Mindset_L2</w:t>
             </w:r>
             <w:r>
               <w:rPr>
@@ -3698,7 +3670,7 @@
                 <w:sz w:val="23"/>
                 <w:szCs w:val="23"/>
               </w:rPr>
-              <w:t>_L1_15.mp3</w:t>
+              <w:t>_15.mp3</w:t>
             </w:r>
           </w:p>
         </w:tc>
@@ -4048,7 +4020,7 @@
                 <w:sz w:val="23"/>
                 <w:szCs w:val="23"/>
               </w:rPr>
-              <w:t>Mindset</w:t>
+              <w:t>Mindset_L2</w:t>
             </w:r>
             <w:r>
               <w:rPr>
@@ -4056,7 +4028,7 @@
                 <w:sz w:val="23"/>
                 <w:szCs w:val="23"/>
               </w:rPr>
-              <w:t>_L1_16.mp3</w:t>
+              <w:t>_16.mp3</w:t>
             </w:r>
           </w:p>
         </w:tc>
@@ -4925,7 +4897,7 @@
                 <w:sz w:val="23"/>
                 <w:szCs w:val="23"/>
               </w:rPr>
-              <w:t>Mindset</w:t>
+              <w:t>Mindset_L2</w:t>
             </w:r>
             <w:r>
               <w:rPr>
@@ -4933,7 +4905,7 @@
                 <w:sz w:val="23"/>
                 <w:szCs w:val="23"/>
               </w:rPr>
-              <w:t>_L1_17.mp3</w:t>
+              <w:t>_17.mp3</w:t>
             </w:r>
           </w:p>
         </w:tc>
@@ -5056,7 +5028,27 @@
                 <w:sz w:val="23"/>
                 <w:szCs w:val="23"/>
               </w:rPr>
-              <w:t xml:space="preserve"> W dot </w:t>
+              <w:t xml:space="preserve"> </w:t>
+            </w:r>
+            <w:proofErr w:type="spellStart"/>
+            <w:r>
+              <w:rPr>
+                <w:rFonts w:ascii="Source Sans 3" w:hAnsi="Source Sans 3"/>
+                <w:bCs/>
+                <w:sz w:val="23"/>
+                <w:szCs w:val="23"/>
+              </w:rPr>
+              <w:t>W</w:t>
+            </w:r>
+            <w:proofErr w:type="spellEnd"/>
+            <w:r>
+              <w:rPr>
+                <w:rFonts w:ascii="Source Sans 3" w:hAnsi="Source Sans 3"/>
+                <w:bCs/>
+                <w:sz w:val="23"/>
+                <w:szCs w:val="23"/>
+              </w:rPr>
+              <w:t xml:space="preserve"> dot </w:t>
             </w:r>
             <w:proofErr w:type="spellStart"/>
             <w:r>
@@ -5502,7 +5494,7 @@
                 <w:sz w:val="23"/>
                 <w:szCs w:val="23"/>
               </w:rPr>
-              <w:t>Mindset</w:t>
+              <w:t>Mindset_L2</w:t>
             </w:r>
             <w:r>
               <w:rPr>
@@ -5510,7 +5502,7 @@
                 <w:sz w:val="23"/>
                 <w:szCs w:val="23"/>
               </w:rPr>
-              <w:t>_L1_18.mp3</w:t>
+              <w:t>_18.mp3</w:t>
             </w:r>
           </w:p>
         </w:tc>
@@ -5759,7 +5751,7 @@
                 <w:sz w:val="23"/>
                 <w:szCs w:val="23"/>
               </w:rPr>
-              <w:t>Mindset</w:t>
+              <w:t>Mindset_L2</w:t>
             </w:r>
             <w:r>
               <w:rPr>
@@ -5767,7 +5759,7 @@
                 <w:sz w:val="23"/>
                 <w:szCs w:val="23"/>
               </w:rPr>
-              <w:t>_L1_19.mp3</w:t>
+              <w:t>_19.mp3</w:t>
             </w:r>
           </w:p>
         </w:tc>
@@ -6092,7 +6084,7 @@
                 <w:sz w:val="23"/>
                 <w:szCs w:val="23"/>
               </w:rPr>
-              <w:t>Mindset</w:t>
+              <w:t>Mindset_L2</w:t>
             </w:r>
             <w:r>
               <w:rPr>
@@ -6100,7 +6092,7 @@
                 <w:sz w:val="23"/>
                 <w:szCs w:val="23"/>
               </w:rPr>
-              <w:t>_L1_20.mp3</w:t>
+              <w:t>_20.mp3</w:t>
             </w:r>
           </w:p>
         </w:tc>
@@ -6510,7 +6502,7 @@
                 <w:sz w:val="23"/>
                 <w:szCs w:val="23"/>
               </w:rPr>
-              <w:t>Mindset</w:t>
+              <w:t>Mindset_L2</w:t>
             </w:r>
             <w:r>
               <w:rPr>
@@ -6518,7 +6510,7 @@
                 <w:sz w:val="23"/>
                 <w:szCs w:val="23"/>
               </w:rPr>
-              <w:t>_L1_21.mp3</w:t>
+              <w:t>_21.mp3</w:t>
             </w:r>
           </w:p>
         </w:tc>
@@ -7415,7 +7407,7 @@
                 <w:sz w:val="23"/>
                 <w:szCs w:val="23"/>
               </w:rPr>
-              <w:t>Mindset</w:t>
+              <w:t>Mindset_L2</w:t>
             </w:r>
             <w:r>
               <w:rPr>
@@ -7423,7 +7415,7 @@
                 <w:sz w:val="23"/>
                 <w:szCs w:val="23"/>
               </w:rPr>
-              <w:t>_L1_22.mp3</w:t>
+              <w:t>_22.mp3</w:t>
             </w:r>
           </w:p>
         </w:tc>
@@ -7585,7 +7577,7 @@
                 <w:sz w:val="23"/>
                 <w:szCs w:val="23"/>
               </w:rPr>
-              <w:t>Mindset</w:t>
+              <w:t>Mindset_L2</w:t>
             </w:r>
             <w:r>
               <w:rPr>
@@ -7593,7 +7585,7 @@
                 <w:sz w:val="23"/>
                 <w:szCs w:val="23"/>
               </w:rPr>
-              <w:t>_L1_23.mp3</w:t>
+              <w:t>_23.mp3</w:t>
             </w:r>
           </w:p>
         </w:tc>
@@ -7919,7 +7911,7 @@
                 <w:sz w:val="23"/>
                 <w:szCs w:val="23"/>
               </w:rPr>
-              <w:t>Mindset</w:t>
+              <w:t>Mindset_L2</w:t>
             </w:r>
             <w:r>
               <w:rPr>
@@ -7927,7 +7919,7 @@
                 <w:sz w:val="23"/>
                 <w:szCs w:val="23"/>
               </w:rPr>
-              <w:t>_L1_24.mp3</w:t>
+              <w:t>_24.mp3</w:t>
             </w:r>
           </w:p>
         </w:tc>
@@ -8418,7 +8410,7 @@
                 <w:szCs w:val="23"/>
               </w:rPr>
               <w:lastRenderedPageBreak/>
-              <w:t>Mindset</w:t>
+              <w:t>Mindset_L2</w:t>
             </w:r>
             <w:r>
               <w:rPr>
@@ -8426,7 +8418,7 @@
                 <w:sz w:val="23"/>
                 <w:szCs w:val="23"/>
               </w:rPr>
-              <w:t>_L1_25.mp3</w:t>
+              <w:t>_25.mp3</w:t>
             </w:r>
           </w:p>
         </w:tc>
@@ -8639,7 +8631,7 @@
                 <w:sz w:val="23"/>
                 <w:szCs w:val="23"/>
               </w:rPr>
-              <w:t>Mindset</w:t>
+              <w:t>Mindset_L2</w:t>
             </w:r>
             <w:r>
               <w:rPr>
@@ -8647,7 +8639,7 @@
                 <w:sz w:val="23"/>
                 <w:szCs w:val="23"/>
               </w:rPr>
-              <w:t>_L1_26.mp3</w:t>
+              <w:t>_26.mp3</w:t>
             </w:r>
           </w:p>
         </w:tc>
@@ -9062,7 +9054,7 @@
                 <w:sz w:val="23"/>
                 <w:szCs w:val="23"/>
               </w:rPr>
-              <w:t>Mindset</w:t>
+              <w:t>Mindset_L2</w:t>
             </w:r>
             <w:r>
               <w:rPr>
@@ -9070,7 +9062,7 @@
                 <w:sz w:val="23"/>
                 <w:szCs w:val="23"/>
               </w:rPr>
-              <w:t>_L1_27.mp3</w:t>
+              <w:t>_27.mp3</w:t>
             </w:r>
           </w:p>
         </w:tc>
@@ -9535,7 +9527,7 @@
                 <w:sz w:val="23"/>
                 <w:szCs w:val="23"/>
               </w:rPr>
-              <w:t>Mindset</w:t>
+              <w:t>Mindset_L2</w:t>
             </w:r>
             <w:r>
               <w:rPr>
@@ -9543,7 +9535,7 @@
                 <w:sz w:val="23"/>
                 <w:szCs w:val="23"/>
               </w:rPr>
-              <w:t>_L1_28.mp3</w:t>
+              <w:t>_28.mp3</w:t>
             </w:r>
           </w:p>
         </w:tc>
@@ -10124,7 +10116,7 @@
                 <w:sz w:val="23"/>
                 <w:szCs w:val="23"/>
               </w:rPr>
-              <w:t>Mindset</w:t>
+              <w:t>Mindset_L2</w:t>
             </w:r>
             <w:r>
               <w:rPr>
@@ -10132,7 +10124,7 @@
                 <w:sz w:val="23"/>
                 <w:szCs w:val="23"/>
               </w:rPr>
-              <w:t>_L1_29.mp3</w:t>
+              <w:t>_29.mp3</w:t>
             </w:r>
           </w:p>
         </w:tc>
@@ -10478,7 +10470,7 @@
                 <w:sz w:val="23"/>
                 <w:szCs w:val="23"/>
               </w:rPr>
-              <w:t>Mindset</w:t>
+              <w:t>Mindset_L2</w:t>
             </w:r>
             <w:r>
               <w:rPr>
@@ -10486,7 +10478,7 @@
                 <w:sz w:val="23"/>
                 <w:szCs w:val="23"/>
               </w:rPr>
-              <w:t>_L1_31.mp3</w:t>
+              <w:t>_31.mp3</w:t>
             </w:r>
           </w:p>
         </w:tc>
@@ -10655,7 +10647,7 @@
                 <w:sz w:val="23"/>
                 <w:szCs w:val="23"/>
               </w:rPr>
-              <w:t>Mindset</w:t>
+              <w:t>Mindset_L2</w:t>
             </w:r>
             <w:r>
               <w:rPr>
@@ -10663,7 +10655,7 @@
                 <w:sz w:val="23"/>
                 <w:szCs w:val="23"/>
               </w:rPr>
-              <w:t>_L1_32.mp3</w:t>
+              <w:t>_32.mp3</w:t>
             </w:r>
           </w:p>
         </w:tc>
@@ -10968,7 +10960,7 @@
                 <w:sz w:val="23"/>
                 <w:szCs w:val="23"/>
               </w:rPr>
-              <w:t>Mindset</w:t>
+              <w:t>Mindset_L2</w:t>
             </w:r>
             <w:r>
               <w:rPr>
@@ -10976,7 +10968,7 @@
                 <w:sz w:val="23"/>
                 <w:szCs w:val="23"/>
               </w:rPr>
-              <w:t>_L1_33.mp3</w:t>
+              <w:t>_33.mp3</w:t>
             </w:r>
           </w:p>
         </w:tc>
@@ -11292,7 +11284,7 @@
                 <w:sz w:val="23"/>
                 <w:szCs w:val="23"/>
               </w:rPr>
-              <w:t>Mindset</w:t>
+              <w:t>Mindset_L2</w:t>
             </w:r>
             <w:r>
               <w:rPr>
@@ -11300,7 +11292,7 @@
                 <w:sz w:val="23"/>
                 <w:szCs w:val="23"/>
               </w:rPr>
-              <w:t>_L1_34.mp3</w:t>
+              <w:t>_34.mp3</w:t>
             </w:r>
           </w:p>
         </w:tc>
@@ -11648,7 +11640,7 @@
                 <w:sz w:val="23"/>
                 <w:szCs w:val="23"/>
               </w:rPr>
-              <w:t>Mindset</w:t>
+              <w:t>Mindset_L2</w:t>
             </w:r>
             <w:r>
               <w:rPr>
@@ -11656,7 +11648,7 @@
                 <w:sz w:val="23"/>
                 <w:szCs w:val="23"/>
               </w:rPr>
-              <w:t>_L1_35.mp3</w:t>
+              <w:t>_35.mp3</w:t>
             </w:r>
           </w:p>
         </w:tc>
@@ -12157,7 +12149,15 @@
                 <w:sz w:val="23"/>
                 <w:szCs w:val="23"/>
               </w:rPr>
-              <w:t>Mindset_L1_3</w:t>
+              <w:t>Mindset_L2</w:t>
+            </w:r>
+            <w:r>
+              <w:rPr>
+                <w:rFonts w:ascii="Source Sans 3" w:hAnsi="Source Sans 3" w:cs="Arial"/>
+                <w:sz w:val="23"/>
+                <w:szCs w:val="23"/>
+              </w:rPr>
+              <w:t>_3</w:t>
             </w:r>
             <w:r>
               <w:rPr>
@@ -12387,7 +12387,15 @@
                 <w:sz w:val="23"/>
                 <w:szCs w:val="23"/>
               </w:rPr>
-              <w:t>Mindset_L1_37.mp3</w:t>
+              <w:t>Mindset_L2</w:t>
+            </w:r>
+            <w:r>
+              <w:rPr>
+                <w:rFonts w:ascii="Source Sans 3" w:hAnsi="Source Sans 3" w:cs="Arial"/>
+                <w:sz w:val="23"/>
+                <w:szCs w:val="23"/>
+              </w:rPr>
+              <w:t>_37.mp3</w:t>
             </w:r>
           </w:p>
         </w:tc>
@@ -12751,7 +12759,15 @@
                 <w:sz w:val="23"/>
                 <w:szCs w:val="23"/>
               </w:rPr>
-              <w:t>Mindset_L1_38.mp3</w:t>
+              <w:t>Mindset_L2</w:t>
+            </w:r>
+            <w:r>
+              <w:rPr>
+                <w:rFonts w:ascii="Source Sans 3" w:hAnsi="Source Sans 3" w:cs="Arial"/>
+                <w:sz w:val="23"/>
+                <w:szCs w:val="23"/>
+              </w:rPr>
+              <w:t>_38.mp3</w:t>
             </w:r>
           </w:p>
         </w:tc>
@@ -12974,7 +12990,15 @@
                 <w:sz w:val="23"/>
                 <w:szCs w:val="23"/>
               </w:rPr>
-              <w:t>Mindset_L1_39.mp3</w:t>
+              <w:t>Mindset_L2</w:t>
+            </w:r>
+            <w:r>
+              <w:rPr>
+                <w:rFonts w:ascii="Source Sans 3" w:hAnsi="Source Sans 3" w:cs="Arial"/>
+                <w:sz w:val="23"/>
+                <w:szCs w:val="23"/>
+              </w:rPr>
+              <w:t>_39.mp3</w:t>
             </w:r>
           </w:p>
         </w:tc>
@@ -13151,7 +13175,15 @@
                 <w:sz w:val="23"/>
                 <w:szCs w:val="23"/>
               </w:rPr>
-              <w:t>Mindset_L1_40.mp3</w:t>
+              <w:t>Mindset_L2</w:t>
+            </w:r>
+            <w:r>
+              <w:rPr>
+                <w:rFonts w:ascii="Source Sans 3" w:hAnsi="Source Sans 3" w:cs="Arial"/>
+                <w:sz w:val="23"/>
+                <w:szCs w:val="23"/>
+              </w:rPr>
+              <w:t>_40.mp3</w:t>
             </w:r>
           </w:p>
         </w:tc>
@@ -13580,7 +13612,15 @@
                 <w:sz w:val="23"/>
                 <w:szCs w:val="23"/>
               </w:rPr>
-              <w:t>Mindset_L1_41.mp3</w:t>
+              <w:t>Mindset_L2</w:t>
+            </w:r>
+            <w:r>
+              <w:rPr>
+                <w:rFonts w:ascii="Source Sans 3" w:hAnsi="Source Sans 3" w:cs="Arial"/>
+                <w:sz w:val="23"/>
+                <w:szCs w:val="23"/>
+              </w:rPr>
+              <w:t>_41.mp3</w:t>
             </w:r>
           </w:p>
         </w:tc>
@@ -13860,7 +13900,15 @@
                 <w:sz w:val="23"/>
                 <w:szCs w:val="23"/>
               </w:rPr>
-              <w:t>Mindset_L1_42.mp3</w:t>
+              <w:t>Mindset_L2</w:t>
+            </w:r>
+            <w:r>
+              <w:rPr>
+                <w:rFonts w:ascii="Source Sans 3" w:hAnsi="Source Sans 3" w:cs="Arial"/>
+                <w:sz w:val="23"/>
+                <w:szCs w:val="23"/>
+              </w:rPr>
+              <w:t>_42.mp3</w:t>
             </w:r>
           </w:p>
         </w:tc>
@@ -13947,7 +13995,15 @@
                 <w:sz w:val="23"/>
                 <w:szCs w:val="23"/>
               </w:rPr>
-              <w:t>Mindset_L1_43.mp3</w:t>
+              <w:t>Mindset_L2</w:t>
+            </w:r>
+            <w:r>
+              <w:rPr>
+                <w:rFonts w:ascii="Source Sans 3" w:hAnsi="Source Sans 3" w:cs="Arial"/>
+                <w:sz w:val="23"/>
+                <w:szCs w:val="23"/>
+              </w:rPr>
+              <w:t>_43.mp3</w:t>
             </w:r>
           </w:p>
         </w:tc>
@@ -14062,7 +14118,15 @@
                 <w:sz w:val="23"/>
                 <w:szCs w:val="23"/>
               </w:rPr>
-              <w:t>Mindset_L1_44.mp3</w:t>
+              <w:t>Mindset_L2</w:t>
+            </w:r>
+            <w:r>
+              <w:rPr>
+                <w:rFonts w:ascii="Source Sans 3" w:hAnsi="Source Sans 3" w:cs="Arial"/>
+                <w:sz w:val="23"/>
+                <w:szCs w:val="23"/>
+              </w:rPr>
+              <w:t>_44.mp3</w:t>
             </w:r>
           </w:p>
         </w:tc>
@@ -14165,7 +14229,15 @@
                 <w:sz w:val="23"/>
                 <w:szCs w:val="23"/>
               </w:rPr>
-              <w:t>Mindset_L1_45.mp3</w:t>
+              <w:t>Mindset_L2</w:t>
+            </w:r>
+            <w:r>
+              <w:rPr>
+                <w:rFonts w:ascii="Source Sans 3" w:hAnsi="Source Sans 3" w:cs="Arial"/>
+                <w:sz w:val="23"/>
+                <w:szCs w:val="23"/>
+              </w:rPr>
+              <w:t>_45.mp3</w:t>
             </w:r>
           </w:p>
         </w:tc>
@@ -14576,7 +14648,15 @@
                 <w:sz w:val="23"/>
                 <w:szCs w:val="23"/>
               </w:rPr>
-              <w:t>Mindset_L1_46.mp3</w:t>
+              <w:t>Mindset_L2</w:t>
+            </w:r>
+            <w:r>
+              <w:rPr>
+                <w:rFonts w:ascii="Source Sans 3" w:hAnsi="Source Sans 3" w:cs="Arial"/>
+                <w:sz w:val="23"/>
+                <w:szCs w:val="23"/>
+              </w:rPr>
+              <w:t>_46.mp3</w:t>
             </w:r>
           </w:p>
         </w:tc>
@@ -14701,7 +14781,15 @@
                 <w:sz w:val="23"/>
                 <w:szCs w:val="23"/>
               </w:rPr>
-              <w:t>Mindset_L1_47.mp3</w:t>
+              <w:t>Mindset_L2</w:t>
+            </w:r>
+            <w:r>
+              <w:rPr>
+                <w:rFonts w:ascii="Source Sans 3" w:hAnsi="Source Sans 3" w:cs="Arial"/>
+                <w:sz w:val="23"/>
+                <w:szCs w:val="23"/>
+              </w:rPr>
+              <w:t>_47.mp3</w:t>
             </w:r>
           </w:p>
         </w:tc>
@@ -14959,7 +15047,15 @@
                 <w:sz w:val="23"/>
                 <w:szCs w:val="23"/>
               </w:rPr>
-              <w:t>Mindset_L1_49.mp3</w:t>
+              <w:t>Mindset_L2</w:t>
+            </w:r>
+            <w:r>
+              <w:rPr>
+                <w:rFonts w:ascii="Source Sans 3" w:hAnsi="Source Sans 3" w:cs="Arial"/>
+                <w:sz w:val="23"/>
+                <w:szCs w:val="23"/>
+              </w:rPr>
+              <w:t>_49.mp3</w:t>
             </w:r>
           </w:p>
         </w:tc>
@@ -15058,7 +15154,15 @@
                 <w:sz w:val="23"/>
                 <w:szCs w:val="23"/>
               </w:rPr>
-              <w:t>Mindset_L1_50.mp3</w:t>
+              <w:t>Mindset_L2</w:t>
+            </w:r>
+            <w:r>
+              <w:rPr>
+                <w:rFonts w:ascii="Source Sans 3" w:hAnsi="Source Sans 3" w:cs="Arial"/>
+                <w:sz w:val="23"/>
+                <w:szCs w:val="23"/>
+              </w:rPr>
+              <w:t>_50.mp3</w:t>
             </w:r>
           </w:p>
         </w:tc>
@@ -15157,7 +15261,15 @@
                 <w:sz w:val="23"/>
                 <w:szCs w:val="23"/>
               </w:rPr>
-              <w:t>Mindset_L1_51.mp3</w:t>
+              <w:t>Mindset_L2</w:t>
+            </w:r>
+            <w:r>
+              <w:rPr>
+                <w:rFonts w:ascii="Source Sans 3" w:hAnsi="Source Sans 3" w:cs="Arial"/>
+                <w:sz w:val="23"/>
+                <w:szCs w:val="23"/>
+              </w:rPr>
+              <w:t>_51.mp3</w:t>
             </w:r>
           </w:p>
         </w:tc>
@@ -15398,7 +15510,15 @@
                 <w:sz w:val="23"/>
                 <w:szCs w:val="23"/>
               </w:rPr>
-              <w:t>Mindset_L1_52.mp3</w:t>
+              <w:t>Mindset_L2</w:t>
+            </w:r>
+            <w:r>
+              <w:rPr>
+                <w:rFonts w:ascii="Source Sans 3" w:hAnsi="Source Sans 3" w:cs="Arial"/>
+                <w:sz w:val="23"/>
+                <w:szCs w:val="23"/>
+              </w:rPr>
+              <w:t>_52.mp3</w:t>
             </w:r>
           </w:p>
         </w:tc>
@@ -15619,7 +15739,15 @@
                 <w:sz w:val="23"/>
                 <w:szCs w:val="23"/>
               </w:rPr>
-              <w:t>Mindset_L1_53.mp3</w:t>
+              <w:t>Mindset_L2</w:t>
+            </w:r>
+            <w:r>
+              <w:rPr>
+                <w:rFonts w:ascii="Source Sans 3" w:hAnsi="Source Sans 3" w:cs="Arial"/>
+                <w:sz w:val="23"/>
+                <w:szCs w:val="23"/>
+              </w:rPr>
+              <w:t>_53.mp3</w:t>
             </w:r>
           </w:p>
         </w:tc>
@@ -15907,7 +16035,15 @@
                 <w:sz w:val="23"/>
                 <w:szCs w:val="23"/>
               </w:rPr>
-              <w:t>Mindset_L1_54.mp3</w:t>
+              <w:t>Mindset_L2</w:t>
+            </w:r>
+            <w:r>
+              <w:rPr>
+                <w:rFonts w:ascii="Source Sans 3" w:hAnsi="Source Sans 3" w:cs="Arial"/>
+                <w:sz w:val="23"/>
+                <w:szCs w:val="23"/>
+              </w:rPr>
+              <w:t>_54.mp3</w:t>
             </w:r>
           </w:p>
         </w:tc>
@@ -16052,7 +16188,15 @@
                 <w:sz w:val="23"/>
                 <w:szCs w:val="23"/>
               </w:rPr>
-              <w:t>Mindset_L1_55.mp3</w:t>
+              <w:t>Mindset_L2</w:t>
+            </w:r>
+            <w:r>
+              <w:rPr>
+                <w:rFonts w:ascii="Source Sans 3" w:hAnsi="Source Sans 3" w:cs="Arial"/>
+                <w:sz w:val="23"/>
+                <w:szCs w:val="23"/>
+              </w:rPr>
+              <w:t>_55.mp3</w:t>
             </w:r>
           </w:p>
         </w:tc>
@@ -16159,7 +16303,15 @@
                 <w:sz w:val="23"/>
                 <w:szCs w:val="23"/>
               </w:rPr>
-              <w:t>Mindset_L1_56.mp3</w:t>
+              <w:t>Mindset_L2</w:t>
+            </w:r>
+            <w:r>
+              <w:rPr>
+                <w:rFonts w:ascii="Source Sans 3" w:hAnsi="Source Sans 3" w:cs="Arial"/>
+                <w:sz w:val="23"/>
+                <w:szCs w:val="23"/>
+              </w:rPr>
+              <w:t>_56.mp3</w:t>
             </w:r>
           </w:p>
         </w:tc>
@@ -16328,7 +16480,15 @@
                 <w:sz w:val="23"/>
                 <w:szCs w:val="23"/>
               </w:rPr>
-              <w:t>Mindset_L1_</w:t>
+              <w:t>Mindset_L2</w:t>
+            </w:r>
+            <w:r>
+              <w:rPr>
+                <w:rFonts w:ascii="Source Sans 3" w:hAnsi="Source Sans 3" w:cs="Arial"/>
+                <w:sz w:val="23"/>
+                <w:szCs w:val="23"/>
+              </w:rPr>
+              <w:t>_</w:t>
             </w:r>
             <w:r>
               <w:rPr>
@@ -16621,7 +16781,15 @@
                 <w:sz w:val="23"/>
                 <w:szCs w:val="23"/>
               </w:rPr>
-              <w:t>Mindset_L1_</w:t>
+              <w:t>Mindset_L2</w:t>
+            </w:r>
+            <w:r>
+              <w:rPr>
+                <w:rFonts w:ascii="Source Sans 3" w:hAnsi="Source Sans 3" w:cs="Arial"/>
+                <w:sz w:val="23"/>
+                <w:szCs w:val="23"/>
+              </w:rPr>
+              <w:t>_</w:t>
             </w:r>
             <w:r>
               <w:rPr>
@@ -16744,7 +16912,15 @@
                 <w:sz w:val="23"/>
                 <w:szCs w:val="23"/>
               </w:rPr>
-              <w:t>Mindset_L1_</w:t>
+              <w:t>Mindset_L2</w:t>
+            </w:r>
+            <w:r>
+              <w:rPr>
+                <w:rFonts w:ascii="Source Sans 3" w:hAnsi="Source Sans 3" w:cs="Arial"/>
+                <w:sz w:val="23"/>
+                <w:szCs w:val="23"/>
+              </w:rPr>
+              <w:t>_</w:t>
             </w:r>
             <w:r>
               <w:rPr>
@@ -16887,7 +17063,15 @@
                 <w:sz w:val="23"/>
                 <w:szCs w:val="23"/>
               </w:rPr>
-              <w:t>Mindset_L1_</w:t>
+              <w:t>Mindset_L2</w:t>
+            </w:r>
+            <w:r>
+              <w:rPr>
+                <w:rFonts w:ascii="Source Sans 3" w:hAnsi="Source Sans 3" w:cs="Arial"/>
+                <w:sz w:val="23"/>
+                <w:szCs w:val="23"/>
+              </w:rPr>
+              <w:t>_</w:t>
             </w:r>
             <w:r>
               <w:rPr>
@@ -17125,25 +17309,7 @@
                 <w:sz w:val="23"/>
                 <w:szCs w:val="23"/>
               </w:rPr>
-              <w:t xml:space="preserve">work on. One thing is for </w:t>
-            </w:r>
-            <w:proofErr w:type="gramStart"/>
-            <w:r>
-              <w:rPr>
-                <w:rFonts w:ascii="Source Sans 3" w:hAnsi="Source Sans 3"/>
-                <w:sz w:val="23"/>
-                <w:szCs w:val="23"/>
-              </w:rPr>
-              <w:t>sure,</w:t>
-            </w:r>
-            <w:proofErr w:type="gramEnd"/>
-            <w:r>
-              <w:rPr>
-                <w:rFonts w:ascii="Source Sans 3" w:hAnsi="Source Sans 3"/>
-                <w:sz w:val="23"/>
-                <w:szCs w:val="23"/>
-              </w:rPr>
-              <w:t xml:space="preserve"> nobody is going to come to you. You have to make opportunities for yourself. You have a product to sell and the product is you. It's much easier to do that these days, especially with the internet around. Many people use social media for this.</w:t>
+              <w:t>work on. One thing is for sure, nobody is going to come to you. You have to make opportunities for yourself. You have a product to sell and the product is you. It's much easier to do that these days, especially with the internet around. Many people use social media for this.</w:t>
             </w:r>
           </w:p>
           <w:p>
@@ -17243,7 +17409,15 @@
                 <w:sz w:val="23"/>
                 <w:szCs w:val="23"/>
               </w:rPr>
-              <w:t>Mindset_L1_</w:t>
+              <w:t>Mindset_L2</w:t>
+            </w:r>
+            <w:r>
+              <w:rPr>
+                <w:rFonts w:ascii="Source Sans 3" w:hAnsi="Source Sans 3" w:cs="Arial"/>
+                <w:sz w:val="23"/>
+                <w:szCs w:val="23"/>
+              </w:rPr>
+              <w:t>_</w:t>
             </w:r>
             <w:r>
               <w:rPr>
@@ -17388,7 +17562,15 @@
                 <w:sz w:val="23"/>
                 <w:szCs w:val="23"/>
               </w:rPr>
-              <w:t>Mindset_L1_</w:t>
+              <w:t>Mindset_L2</w:t>
+            </w:r>
+            <w:r>
+              <w:rPr>
+                <w:rFonts w:ascii="Source Sans 3" w:hAnsi="Source Sans 3" w:cs="Arial"/>
+                <w:sz w:val="23"/>
+                <w:szCs w:val="23"/>
+              </w:rPr>
+              <w:t>_</w:t>
             </w:r>
             <w:r>
               <w:rPr>
@@ -17667,7 +17849,15 @@
                 <w:sz w:val="23"/>
                 <w:szCs w:val="23"/>
               </w:rPr>
-              <w:t>Mindset_L1_</w:t>
+              <w:t>Mindset_L2</w:t>
+            </w:r>
+            <w:r>
+              <w:rPr>
+                <w:rFonts w:ascii="Source Sans 3" w:hAnsi="Source Sans 3" w:cs="Arial"/>
+                <w:sz w:val="23"/>
+                <w:szCs w:val="23"/>
+              </w:rPr>
+              <w:t>_</w:t>
             </w:r>
             <w:r>
               <w:rPr>
@@ -17792,7 +17982,15 @@
                 <w:sz w:val="23"/>
                 <w:szCs w:val="23"/>
               </w:rPr>
-              <w:t>Mindset_L1_</w:t>
+              <w:t>Mindset_L2</w:t>
+            </w:r>
+            <w:r>
+              <w:rPr>
+                <w:rFonts w:ascii="Source Sans 3" w:hAnsi="Source Sans 3" w:cs="Arial"/>
+                <w:sz w:val="23"/>
+                <w:szCs w:val="23"/>
+              </w:rPr>
+              <w:t>_</w:t>
             </w:r>
             <w:r>
               <w:rPr>
@@ -17935,7 +18133,15 @@
                 <w:sz w:val="23"/>
                 <w:szCs w:val="23"/>
               </w:rPr>
-              <w:t>Mindset_L1_</w:t>
+              <w:t>Mindset_L2</w:t>
+            </w:r>
+            <w:r>
+              <w:rPr>
+                <w:rFonts w:ascii="Source Sans 3" w:hAnsi="Source Sans 3" w:cs="Arial"/>
+                <w:sz w:val="23"/>
+                <w:szCs w:val="23"/>
+              </w:rPr>
+              <w:t>_</w:t>
             </w:r>
             <w:r>
               <w:rPr>
@@ -18195,7 +18401,15 @@
                 <w:sz w:val="23"/>
                 <w:szCs w:val="23"/>
               </w:rPr>
-              <w:t>Mindset_L1_</w:t>
+              <w:t>Mindset_L2</w:t>
+            </w:r>
+            <w:r>
+              <w:rPr>
+                <w:rFonts w:ascii="Source Sans 3" w:hAnsi="Source Sans 3" w:cs="Arial"/>
+                <w:sz w:val="23"/>
+                <w:szCs w:val="23"/>
+              </w:rPr>
+              <w:t>_</w:t>
             </w:r>
             <w:r>
               <w:rPr>
@@ -18452,7 +18666,15 @@
                 <w:sz w:val="23"/>
                 <w:szCs w:val="23"/>
               </w:rPr>
-              <w:t>Mindset_L1_</w:t>
+              <w:t>Mindset_L2</w:t>
+            </w:r>
+            <w:r>
+              <w:rPr>
+                <w:rFonts w:ascii="Source Sans 3" w:hAnsi="Source Sans 3" w:cs="Arial"/>
+                <w:sz w:val="23"/>
+                <w:szCs w:val="23"/>
+              </w:rPr>
+              <w:t>_</w:t>
             </w:r>
             <w:r>
               <w:rPr>
@@ -18535,25 +18757,7 @@
                 <w:sz w:val="23"/>
                 <w:szCs w:val="23"/>
               </w:rPr>
-              <w:t xml:space="preserve">Now, both the male and the female American bullfrogs have green or brown bodies and have dark spots on the top. But there's one important difference between them - the male's throat is yellow but the female has a white one instead. And the other difference is their eardrums, here just behind their eyes. Those of the male are much larger than the </w:t>
-            </w:r>
-            <w:proofErr w:type="gramStart"/>
-            <w:r>
-              <w:rPr>
-                <w:rFonts w:ascii="Source Sans 3" w:hAnsi="Source Sans 3"/>
-                <w:sz w:val="23"/>
-                <w:szCs w:val="23"/>
-              </w:rPr>
-              <w:t>female's</w:t>
-            </w:r>
-            <w:proofErr w:type="gramEnd"/>
-            <w:r>
-              <w:rPr>
-                <w:rFonts w:ascii="Source Sans 3" w:hAnsi="Source Sans 3"/>
-                <w:sz w:val="23"/>
-                <w:szCs w:val="23"/>
-              </w:rPr>
-              <w:t>.</w:t>
+              <w:t>Now, both the male and the female American bullfrogs have green or brown bodies and have dark spots on the top. But there's one important difference between them - the male's throat is yellow but the female has a white one instead. And the other difference is their eardrums, here just behind their eyes. Those of the male are much larger than the female's.</w:t>
             </w:r>
           </w:p>
           <w:p>
@@ -18635,7 +18839,15 @@
                 <w:sz w:val="23"/>
                 <w:szCs w:val="23"/>
               </w:rPr>
-              <w:t>Mindset_L1_</w:t>
+              <w:t>Mindset_L2</w:t>
+            </w:r>
+            <w:r>
+              <w:rPr>
+                <w:rFonts w:ascii="Source Sans 3" w:hAnsi="Source Sans 3" w:cs="Arial"/>
+                <w:sz w:val="23"/>
+                <w:szCs w:val="23"/>
+              </w:rPr>
+              <w:t>_</w:t>
             </w:r>
             <w:r>
               <w:rPr>
@@ -18919,7 +19131,15 @@
                 <w:sz w:val="23"/>
                 <w:szCs w:val="23"/>
               </w:rPr>
-              <w:t>Mindset_L1_</w:t>
+              <w:t>Mindset_L2</w:t>
+            </w:r>
+            <w:r>
+              <w:rPr>
+                <w:rFonts w:ascii="Source Sans 3" w:hAnsi="Source Sans 3" w:cs="Arial"/>
+                <w:sz w:val="23"/>
+                <w:szCs w:val="23"/>
+              </w:rPr>
+              <w:t>_</w:t>
             </w:r>
             <w:r>
               <w:rPr>
@@ -19320,7 +19540,15 @@
                 <w:sz w:val="23"/>
                 <w:szCs w:val="23"/>
               </w:rPr>
-              <w:t>Mindset_L1_</w:t>
+              <w:t>Mindset_L2</w:t>
+            </w:r>
+            <w:r>
+              <w:rPr>
+                <w:rFonts w:ascii="Source Sans 3" w:hAnsi="Source Sans 3" w:cs="Arial"/>
+                <w:sz w:val="23"/>
+                <w:szCs w:val="23"/>
+              </w:rPr>
+              <w:t>_</w:t>
             </w:r>
             <w:r>
               <w:rPr>
@@ -19657,7 +19885,7 @@
 </file>
 
 <file path=word/numbering.xml><?xml version="1.0" encoding="utf-8"?>
-<w:numbering xmlns:wpc="http://schemas.microsoft.com/office/word/2010/wordprocessingCanvas" xmlns:cx="http://schemas.microsoft.com/office/drawing/2014/chartex" xmlns:cx1="http://schemas.microsoft.com/office/drawing/2015/9/8/chartex" xmlns:cx2="http://schemas.microsoft.com/office/drawing/2015/10/21/chartex" xmlns:cx3="http://schemas.microsoft.com/office/drawing/2016/5/9/chartex" xmlns:cx4="http://schemas.microsoft.com/office/drawing/2016/5/10/chartex" xmlns:cx5="http://schemas.microsoft.com/office/drawing/2016/5/11/chartex" xmlns:cx6="http://schemas.microsoft.com/office/drawing/2016/5/12/chartex" xmlns:cx7="http://schemas.microsoft.com/office/drawing/2016/5/13/chartex" xmlns:cx8="http://schemas.microsoft.com/office/drawing/2016/5/14/chartex" xmlns:mc="http://schemas.openxmlformats.org/markup-compatibility/2006" xmlns:aink="http://schemas.microsoft.com/office/drawing/2016/ink" xmlns:am3d="http://schemas.microsoft.com/office/drawing/2017/model3d" xmlns:o="urn:schemas-microsoft-com:office:office" xmlns:oel="http://schemas.microsoft.com/office/2019/extlst" xmlns:r="http://schemas.openxmlformats.org/officeDocument/2006/relationships" xmlns:m="http://schemas.openxmlformats.org/officeDocument/2006/math" xmlns:v="urn:schemas-microsoft-com:vml" xmlns:wp14="http://schemas.microsoft.com/office/word/2010/wordprocessingDrawing" xmlns:wp="http://schemas.openxmlformats.org/drawingml/2006/wordprocessingDrawing" xmlns:w10="urn:schemas-microsoft-com:office:word" xmlns:w="http://schemas.openxmlformats.org/wordprocessingml/2006/main" xmlns:w14="http://schemas.microsoft.com/office/word/2010/wordml" xmlns:w15="http://schemas.microsoft.com/office/word/2012/wordml" xmlns:w16cex="http://schemas.microsoft.com/office/word/2018/wordml/cex" xmlns:w16cid="http://schemas.microsoft.com/office/word/2016/wordml/cid" xmlns:w16="http://schemas.microsoft.com/office/word/2018/wordml" xmlns:w16du="http://schemas.microsoft.com/office/word/2023/wordml/word16du" xmlns:w16sdtdh="http://schemas.microsoft.com/office/word/2020/wordml/sdtdatahash" xmlns:w16sdtfl="http://schemas.microsoft.com/office/word/2024/wordml/sdtformatlock" xmlns:w16se="http://schemas.microsoft.com/office/word/2015/wordml/symex" xmlns:wpg="http://schemas.microsoft.com/office/word/2010/wordprocessingGroup" xmlns:wpi="http://schemas.microsoft.com/office/word/2010/wordprocessingInk" xmlns:wne="http://schemas.microsoft.com/office/word/2006/wordml" xmlns:wps="http://schemas.microsoft.com/office/word/2010/wordprocessingShape" mc:Ignorable="w14 w15 w16se w16cid w16 w16cex w16sdtdh w16sdtfl w16du wp14">
+<w:numbering xmlns:wpc="http://schemas.microsoft.com/office/word/2010/wordprocessingCanvas" xmlns:cx="http://schemas.microsoft.com/office/drawing/2014/chartex" xmlns:cx1="http://schemas.microsoft.com/office/drawing/2015/9/8/chartex" xmlns:cx2="http://schemas.microsoft.com/office/drawing/2015/10/21/chartex" xmlns:cx3="http://schemas.microsoft.com/office/drawing/2016/5/9/chartex" xmlns:cx4="http://schemas.microsoft.com/office/drawing/2016/5/10/chartex" xmlns:cx5="http://schemas.microsoft.com/office/drawing/2016/5/11/chartex" xmlns:cx6="http://schemas.microsoft.com/office/drawing/2016/5/12/chartex" xmlns:cx7="http://schemas.microsoft.com/office/drawing/2016/5/13/chartex" xmlns:cx8="http://schemas.microsoft.com/office/drawing/2016/5/14/chartex" xmlns:mc="http://schemas.openxmlformats.org/markup-compatibility/2006" xmlns:aink="http://schemas.microsoft.com/office/drawing/2016/ink" xmlns:am3d="http://schemas.microsoft.com/office/drawing/2017/model3d" xmlns:o="urn:schemas-microsoft-com:office:office" xmlns:oel="http://schemas.microsoft.com/office/2019/extlst" xmlns:r="http://schemas.openxmlformats.org/officeDocument/2006/relationships" xmlns:m="http://schemas.openxmlformats.org/officeDocument/2006/math" xmlns:v="urn:schemas-microsoft-com:vml" xmlns:wp14="http://schemas.microsoft.com/office/word/2010/wordprocessingDrawing" xmlns:wp="http://schemas.openxmlformats.org/drawingml/2006/wordprocessingDrawing" xmlns:w10="urn:schemas-microsoft-com:office:word" xmlns:w="http://schemas.openxmlformats.org/wordprocessingml/2006/main" xmlns:w14="http://schemas.microsoft.com/office/word/2010/wordml" xmlns:w15="http://schemas.microsoft.com/office/word/2012/wordml" xmlns:w16cex="http://schemas.microsoft.com/office/word/2018/wordml/cex" xmlns:w16cid="http://schemas.microsoft.com/office/word/2016/wordml/cid" xmlns:w16="http://schemas.microsoft.com/office/word/2018/wordml" xmlns:w16sdtdh="http://schemas.microsoft.com/office/word/2020/wordml/sdtdatahash" xmlns:w16se="http://schemas.microsoft.com/office/word/2015/wordml/symex" xmlns:wpg="http://schemas.microsoft.com/office/word/2010/wordprocessingGroup" xmlns:wpi="http://schemas.microsoft.com/office/word/2010/wordprocessingInk" xmlns:wne="http://schemas.microsoft.com/office/word/2006/wordml" xmlns:wps="http://schemas.microsoft.com/office/word/2010/wordprocessingShape" mc:Ignorable="w14 w15 w16se w16cid w16 w16cex w16sdtdh wp14">
   <w:abstractNum w:abstractNumId="0" w15:restartNumberingAfterBreak="0">
     <w:nsid w:val="216960B9"/>
     <w:multiLevelType w:val="hybridMultilevel"/>
@@ -19944,7 +20172,7 @@
 </file>
 
 <file path=word/styles.xml><?xml version="1.0" encoding="utf-8"?>
-<w:styles xmlns:mc="http://schemas.openxmlformats.org/markup-compatibility/2006" xmlns:r="http://schemas.openxmlformats.org/officeDocument/2006/relationships" xmlns:w="http://schemas.openxmlformats.org/wordprocessingml/2006/main" xmlns:w14="http://schemas.microsoft.com/office/word/2010/wordml" xmlns:w15="http://schemas.microsoft.com/office/word/2012/wordml" xmlns:w16cex="http://schemas.microsoft.com/office/word/2018/wordml/cex" xmlns:w16cid="http://schemas.microsoft.com/office/word/2016/wordml/cid" xmlns:w16="http://schemas.microsoft.com/office/word/2018/wordml" xmlns:w16du="http://schemas.microsoft.com/office/word/2023/wordml/word16du" xmlns:w16sdtdh="http://schemas.microsoft.com/office/word/2020/wordml/sdtdatahash" xmlns:w16sdtfl="http://schemas.microsoft.com/office/word/2024/wordml/sdtformatlock" xmlns:w16se="http://schemas.microsoft.com/office/word/2015/wordml/symex" mc:Ignorable="w14 w15 w16se w16cid w16 w16cex w16sdtdh w16sdtfl w16du">
+<w:styles xmlns:mc="http://schemas.openxmlformats.org/markup-compatibility/2006" xmlns:r="http://schemas.openxmlformats.org/officeDocument/2006/relationships" xmlns:w="http://schemas.openxmlformats.org/wordprocessingml/2006/main" xmlns:w14="http://schemas.microsoft.com/office/word/2010/wordml" xmlns:w15="http://schemas.microsoft.com/office/word/2012/wordml" xmlns:w16cex="http://schemas.microsoft.com/office/word/2018/wordml/cex" xmlns:w16cid="http://schemas.microsoft.com/office/word/2016/wordml/cid" xmlns:w16="http://schemas.microsoft.com/office/word/2018/wordml" xmlns:w16sdtdh="http://schemas.microsoft.com/office/word/2020/wordml/sdtdatahash" xmlns:w16se="http://schemas.microsoft.com/office/word/2015/wordml/symex" mc:Ignorable="w14 w15 w16se w16cid w16 w16cex w16sdtdh">
   <w:docDefaults>
     <w:rPrDefault>
       <w:rPr>

--- a/assets/data/Mindset 02/Mindset2- Audio Scripts.docx
+++ b/assets/data/Mindset 02/Mindset2- Audio Scripts.docx
@@ -1,6 +1,6 @@
 
 <file path=word/document.xml><?xml version="1.0" encoding="utf-8"?>
-<w:document xmlns:wpc="http://schemas.microsoft.com/office/word/2010/wordprocessingCanvas" xmlns:cx="http://schemas.microsoft.com/office/drawing/2014/chartex" xmlns:cx1="http://schemas.microsoft.com/office/drawing/2015/9/8/chartex" xmlns:cx2="http://schemas.microsoft.com/office/drawing/2015/10/21/chartex" xmlns:cx3="http://schemas.microsoft.com/office/drawing/2016/5/9/chartex" xmlns:cx4="http://schemas.microsoft.com/office/drawing/2016/5/10/chartex" xmlns:cx5="http://schemas.microsoft.com/office/drawing/2016/5/11/chartex" xmlns:cx6="http://schemas.microsoft.com/office/drawing/2016/5/12/chartex" xmlns:cx7="http://schemas.microsoft.com/office/drawing/2016/5/13/chartex" xmlns:cx8="http://schemas.microsoft.com/office/drawing/2016/5/14/chartex" xmlns:mc="http://schemas.openxmlformats.org/markup-compatibility/2006" xmlns:aink="http://schemas.microsoft.com/office/drawing/2016/ink" xmlns:am3d="http://schemas.microsoft.com/office/drawing/2017/model3d" xmlns:o="urn:schemas-microsoft-com:office:office" xmlns:oel="http://schemas.microsoft.com/office/2019/extlst" xmlns:r="http://schemas.openxmlformats.org/officeDocument/2006/relationships" xmlns:m="http://schemas.openxmlformats.org/officeDocument/2006/math" xmlns:v="urn:schemas-microsoft-com:vml" xmlns:wp14="http://schemas.microsoft.com/office/word/2010/wordprocessingDrawing" xmlns:wp="http://schemas.openxmlformats.org/drawingml/2006/wordprocessingDrawing" xmlns:w10="urn:schemas-microsoft-com:office:word" xmlns:w="http://schemas.openxmlformats.org/wordprocessingml/2006/main" xmlns:w14="http://schemas.microsoft.com/office/word/2010/wordml" xmlns:w15="http://schemas.microsoft.com/office/word/2012/wordml" xmlns:w16cex="http://schemas.microsoft.com/office/word/2018/wordml/cex" xmlns:w16cid="http://schemas.microsoft.com/office/word/2016/wordml/cid" xmlns:w16="http://schemas.microsoft.com/office/word/2018/wordml" xmlns:w16du="http://schemas.microsoft.com/office/word/2023/wordml/word16du" xmlns:w16sdtdh="http://schemas.microsoft.com/office/word/2020/wordml/sdtdatahash" xmlns:w16sdtfl="http://schemas.microsoft.com/office/word/2024/wordml/sdtformatlock" xmlns:w16se="http://schemas.microsoft.com/office/word/2015/wordml/symex" xmlns:wpg="http://schemas.microsoft.com/office/word/2010/wordprocessingGroup" xmlns:wpi="http://schemas.microsoft.com/office/word/2010/wordprocessingInk" xmlns:wne="http://schemas.microsoft.com/office/word/2006/wordml" xmlns:wps="http://schemas.microsoft.com/office/word/2010/wordprocessingShape" mc:Ignorable="w14 w15 w16se w16cid w16 w16cex w16sdtdh w16sdtfl w16du wp14">
+<w:document xmlns:wpc="http://schemas.microsoft.com/office/word/2010/wordprocessingCanvas" xmlns:cx="http://schemas.microsoft.com/office/drawing/2014/chartex" xmlns:cx1="http://schemas.microsoft.com/office/drawing/2015/9/8/chartex" xmlns:cx2="http://schemas.microsoft.com/office/drawing/2015/10/21/chartex" xmlns:cx3="http://schemas.microsoft.com/office/drawing/2016/5/9/chartex" xmlns:cx4="http://schemas.microsoft.com/office/drawing/2016/5/10/chartex" xmlns:cx5="http://schemas.microsoft.com/office/drawing/2016/5/11/chartex" xmlns:cx6="http://schemas.microsoft.com/office/drawing/2016/5/12/chartex" xmlns:cx7="http://schemas.microsoft.com/office/drawing/2016/5/13/chartex" xmlns:cx8="http://schemas.microsoft.com/office/drawing/2016/5/14/chartex" xmlns:mc="http://schemas.openxmlformats.org/markup-compatibility/2006" xmlns:aink="http://schemas.microsoft.com/office/drawing/2016/ink" xmlns:am3d="http://schemas.microsoft.com/office/drawing/2017/model3d" xmlns:o="urn:schemas-microsoft-com:office:office" xmlns:oel="http://schemas.microsoft.com/office/2019/extlst" xmlns:r="http://schemas.openxmlformats.org/officeDocument/2006/relationships" xmlns:m="http://schemas.openxmlformats.org/officeDocument/2006/math" xmlns:v="urn:schemas-microsoft-com:vml" xmlns:wp14="http://schemas.microsoft.com/office/word/2010/wordprocessingDrawing" xmlns:wp="http://schemas.openxmlformats.org/drawingml/2006/wordprocessingDrawing" xmlns:w10="urn:schemas-microsoft-com:office:word" xmlns:w="http://schemas.openxmlformats.org/wordprocessingml/2006/main" xmlns:w14="http://schemas.microsoft.com/office/word/2010/wordml" xmlns:w15="http://schemas.microsoft.com/office/word/2012/wordml" xmlns:w16cex="http://schemas.microsoft.com/office/word/2018/wordml/cex" xmlns:w16cid="http://schemas.microsoft.com/office/word/2016/wordml/cid" xmlns:w16="http://schemas.microsoft.com/office/word/2018/wordml" xmlns:w16sdtdh="http://schemas.microsoft.com/office/word/2020/wordml/sdtdatahash" xmlns:w16se="http://schemas.microsoft.com/office/word/2015/wordml/symex" xmlns:wpg="http://schemas.microsoft.com/office/word/2010/wordprocessingGroup" xmlns:wpi="http://schemas.microsoft.com/office/word/2010/wordprocessingInk" xmlns:wne="http://schemas.microsoft.com/office/word/2006/wordml" xmlns:wps="http://schemas.microsoft.com/office/word/2010/wordprocessingShape" mc:Ignorable="w14 w15 w16se w16cid w16 w16cex w16sdtdh wp14">
   <w:body>
     <w:tbl>
       <w:tblPr>
@@ -147,25 +147,7 @@
                 <w:sz w:val="23"/>
                 <w:szCs w:val="23"/>
               </w:rPr>
-              <w:t xml:space="preserve">This </w:t>
-            </w:r>
-            <w:proofErr w:type="gramStart"/>
-            <w:r>
-              <w:rPr>
-                <w:rFonts w:ascii="Source Sans 3" w:hAnsi="Source Sans 3"/>
-                <w:sz w:val="23"/>
-                <w:szCs w:val="23"/>
-              </w:rPr>
-              <w:t>first floor</w:t>
-            </w:r>
-            <w:proofErr w:type="gramEnd"/>
-            <w:r>
-              <w:rPr>
-                <w:rFonts w:ascii="Source Sans 3" w:hAnsi="Source Sans 3"/>
-                <w:sz w:val="23"/>
-                <w:szCs w:val="23"/>
-              </w:rPr>
-              <w:t xml:space="preserve"> flat is in a very nice area of the town and is connected to local shops and services, as well as having good transport connections. There are two double bedrooms, one bathroom, a newly fitted kitchen, a living room and a separate dining room, which could be turned into a third bedroom. There are stairs to the garden at the back. The flat needs some </w:t>
+              <w:t xml:space="preserve">This first floor flat is in a very nice area of the town and is connected to local shops and services, as well as having good transport connections. There are two double bedrooms, one bathroom, a newly fitted kitchen, a living room and a separate dining room, which could be turned into a third bedroom. There are stairs to the garden at the back. The flat needs some </w:t>
             </w:r>
             <w:proofErr w:type="spellStart"/>
             <w:r>
@@ -227,25 +209,7 @@
                 <w:sz w:val="23"/>
                 <w:szCs w:val="23"/>
               </w:rPr>
-              <w:t xml:space="preserve">This is a lovely flat, suitable for a family or for people sharing. The flat is on two levels - there's a first floor and a second floor, above a separate ground floor flat. Upstairs, there's a large double bedroom and a smaller double, as well as a third bedroom, which is only a single, but is still a good size. There's a large bathroom upstairs and also a small shower room downstairs. </w:t>
-            </w:r>
-            <w:proofErr w:type="gramStart"/>
-            <w:r>
-              <w:rPr>
-                <w:rFonts w:ascii="Source Sans 3" w:hAnsi="Source Sans 3"/>
-                <w:sz w:val="23"/>
-                <w:szCs w:val="23"/>
-              </w:rPr>
-              <w:t>There's</w:t>
-            </w:r>
-            <w:proofErr w:type="gramEnd"/>
-            <w:r>
-              <w:rPr>
-                <w:rFonts w:ascii="Source Sans 3" w:hAnsi="Source Sans 3"/>
-                <w:sz w:val="23"/>
-                <w:szCs w:val="23"/>
-              </w:rPr>
-              <w:t xml:space="preserve"> a spacious living room and a large kitchen/dining room, with a rear door to steps leading to the garden.</w:t>
+              <w:t>This is a lovely flat, suitable for a family or for people sharing. The flat is on two levels - there's a first floor and a second floor, above a separate ground floor flat. Upstairs, there's a large double bedroom and a smaller double, as well as a third bedroom, which is only a single, but is still a good size. There's a large bathroom upstairs and also a small shower room downstairs. There's a spacious living room and a large kitchen/dining room, with a rear door to steps leading to the garden.</w:t>
             </w:r>
           </w:p>
         </w:tc>
@@ -366,7 +330,23 @@
                 <w:sz w:val="23"/>
                 <w:szCs w:val="23"/>
               </w:rPr>
-              <w:t>Hello. I'm calling about a property that you have for sale -in Churchill Road.</w:t>
+              <w:t>Hello. I'm calling about a property that you have for sale -</w:t>
+            </w:r>
+            <w:r>
+              <w:rPr>
+                <w:rFonts w:ascii="Source Sans 3" w:hAnsi="Source Sans 3"/>
+                <w:sz w:val="23"/>
+                <w:szCs w:val="23"/>
+              </w:rPr>
+              <w:t xml:space="preserve"> </w:t>
+            </w:r>
+            <w:r>
+              <w:rPr>
+                <w:rFonts w:ascii="Source Sans 3" w:hAnsi="Source Sans 3"/>
+                <w:sz w:val="23"/>
+                <w:szCs w:val="23"/>
+              </w:rPr>
+              <w:t>in Churchill Road.</w:t>
             </w:r>
           </w:p>
           <w:p>
@@ -3418,7 +3398,39 @@
                 <w:sz w:val="23"/>
                 <w:szCs w:val="23"/>
               </w:rPr>
-              <w:t>We've spoken to our bank and they're happy to offer us what we need, up to £300,000. We also have a 15% deposit in our bank account - about £52,000-so that won't be a problem.</w:t>
+              <w:t>We've spoken to our bank and they're happy to offer us what we need, up to £300,000. We also have a 15% deposit in our bank account - about £52,000</w:t>
+            </w:r>
+            <w:r>
+              <w:rPr>
+                <w:rFonts w:ascii="Source Sans 3" w:hAnsi="Source Sans 3"/>
+                <w:sz w:val="23"/>
+                <w:szCs w:val="23"/>
+              </w:rPr>
+              <w:t xml:space="preserve"> </w:t>
+            </w:r>
+            <w:r>
+              <w:rPr>
+                <w:rFonts w:ascii="Source Sans 3" w:hAnsi="Source Sans 3"/>
+                <w:sz w:val="23"/>
+                <w:szCs w:val="23"/>
+              </w:rPr>
+              <w:t>-</w:t>
+            </w:r>
+            <w:r>
+              <w:rPr>
+                <w:rFonts w:ascii="Source Sans 3" w:hAnsi="Source Sans 3"/>
+                <w:sz w:val="23"/>
+                <w:szCs w:val="23"/>
+              </w:rPr>
+              <w:t xml:space="preserve"> </w:t>
+            </w:r>
+            <w:r>
+              <w:rPr>
+                <w:rFonts w:ascii="Source Sans 3" w:hAnsi="Source Sans 3"/>
+                <w:sz w:val="23"/>
+                <w:szCs w:val="23"/>
+              </w:rPr>
+              <w:t>so that won't be a problem.</w:t>
             </w:r>
           </w:p>
           <w:p>
@@ -3498,18 +3510,14 @@
               </w:rPr>
               <w:t>I should be able to get one tomorrow. Then, if they</w:t>
             </w:r>
-          </w:p>
-          <w:p>
-            <w:pPr>
-              <w:tabs>
-                <w:tab w:val="left" w:pos="4413"/>
-              </w:tabs>
-              <w:rPr>
-                <w:rFonts w:ascii="Source Sans 3" w:hAnsi="Source Sans 3"/>
-                <w:sz w:val="23"/>
-                <w:szCs w:val="23"/>
-              </w:rPr>
-            </w:pPr>
+            <w:r>
+              <w:rPr>
+                <w:rFonts w:ascii="Source Sans 3" w:hAnsi="Source Sans 3"/>
+                <w:sz w:val="23"/>
+                <w:szCs w:val="23"/>
+              </w:rPr>
+              <w:t xml:space="preserve"> </w:t>
+            </w:r>
             <w:r>
               <w:rPr>
                 <w:rFonts w:ascii="Source Sans 3" w:hAnsi="Source Sans 3"/>
@@ -3570,18 +3578,14 @@
               </w:rPr>
               <w:t>Well, it's difficult to say. If things go well, we should</w:t>
             </w:r>
-          </w:p>
-          <w:p>
-            <w:pPr>
-              <w:tabs>
-                <w:tab w:val="left" w:pos="4413"/>
-              </w:tabs>
-              <w:rPr>
-                <w:rFonts w:ascii="Source Sans 3" w:hAnsi="Source Sans 3"/>
-                <w:sz w:val="23"/>
-                <w:szCs w:val="23"/>
-              </w:rPr>
-            </w:pPr>
+            <w:r>
+              <w:rPr>
+                <w:rFonts w:ascii="Source Sans 3" w:hAnsi="Source Sans 3"/>
+                <w:sz w:val="23"/>
+                <w:szCs w:val="23"/>
+              </w:rPr>
+              <w:t xml:space="preserve"> </w:t>
+            </w:r>
             <w:r>
               <w:rPr>
                 <w:rFonts w:ascii="Source Sans 3" w:hAnsi="Source Sans 3"/>
@@ -3616,18 +3620,14 @@
               </w:rPr>
               <w:t>Oh, I hope nothing like that happens! We're really looking</w:t>
             </w:r>
-          </w:p>
-          <w:p>
-            <w:pPr>
-              <w:tabs>
-                <w:tab w:val="left" w:pos="4413"/>
-              </w:tabs>
-              <w:rPr>
-                <w:rFonts w:ascii="Source Sans 3" w:hAnsi="Source Sans 3"/>
-                <w:sz w:val="23"/>
-                <w:szCs w:val="23"/>
-              </w:rPr>
-            </w:pPr>
+            <w:r>
+              <w:rPr>
+                <w:rFonts w:ascii="Source Sans 3" w:hAnsi="Source Sans 3"/>
+                <w:sz w:val="23"/>
+                <w:szCs w:val="23"/>
+              </w:rPr>
+              <w:t xml:space="preserve"> </w:t>
+            </w:r>
             <w:r>
               <w:rPr>
                 <w:rFonts w:ascii="Source Sans 3" w:hAnsi="Source Sans 3"/>
@@ -3813,7 +3813,6 @@
               <w:rPr>
                 <w:rStyle w:val="NotSpokenChar"/>
               </w:rPr>
-              <w:lastRenderedPageBreak/>
               <w:t xml:space="preserve">Caroline: </w:t>
             </w:r>
             <w:r>
@@ -4066,7 +4065,43 @@
                 <w:sz w:val="23"/>
                 <w:szCs w:val="23"/>
               </w:rPr>
-              <w:t xml:space="preserve"> Well-as I said I live with two other students. They both go to the same school as me. One of them is from China and the other is from India. I'm from Romania, so I think we live in a pretty international house!</w:t>
+              <w:t xml:space="preserve"> Well</w:t>
+            </w:r>
+            <w:r>
+              <w:rPr>
+                <w:rFonts w:ascii="Source Sans 3" w:hAnsi="Source Sans 3"/>
+                <w:bCs/>
+                <w:sz w:val="23"/>
+                <w:szCs w:val="23"/>
+              </w:rPr>
+              <w:t xml:space="preserve"> </w:t>
+            </w:r>
+            <w:r>
+              <w:rPr>
+                <w:rFonts w:ascii="Source Sans 3" w:hAnsi="Source Sans 3"/>
+                <w:bCs/>
+                <w:sz w:val="23"/>
+                <w:szCs w:val="23"/>
+              </w:rPr>
+              <w:t>-</w:t>
+            </w:r>
+            <w:r>
+              <w:rPr>
+                <w:rFonts w:ascii="Source Sans 3" w:hAnsi="Source Sans 3"/>
+                <w:bCs/>
+                <w:sz w:val="23"/>
+                <w:szCs w:val="23"/>
+              </w:rPr>
+              <w:t xml:space="preserve"> </w:t>
+            </w:r>
+            <w:r>
+              <w:rPr>
+                <w:rFonts w:ascii="Source Sans 3" w:hAnsi="Source Sans 3"/>
+                <w:bCs/>
+                <w:sz w:val="23"/>
+                <w:szCs w:val="23"/>
+              </w:rPr>
+              <w:t>as I said I live with two other students. They both go to the same school as me. One of them is from China and the other is from India. I'm from Romania, so I think we live in a pretty international house!</w:t>
             </w:r>
           </w:p>
           <w:p>
@@ -4188,25 +4223,7 @@
                 <w:sz w:val="23"/>
                 <w:szCs w:val="23"/>
               </w:rPr>
-              <w:t xml:space="preserve">, as it's the biggest and has the most shops and restaurants. </w:t>
-            </w:r>
-            <w:proofErr w:type="gramStart"/>
-            <w:r>
-              <w:rPr>
-                <w:rFonts w:ascii="Source Sans 3" w:hAnsi="Source Sans 3"/>
-                <w:sz w:val="23"/>
-                <w:szCs w:val="23"/>
-              </w:rPr>
-              <w:t>There's</w:t>
-            </w:r>
-            <w:proofErr w:type="gramEnd"/>
-            <w:r>
-              <w:rPr>
-                <w:rFonts w:ascii="Source Sans 3" w:hAnsi="Source Sans 3"/>
-                <w:sz w:val="23"/>
-                <w:szCs w:val="23"/>
-              </w:rPr>
-              <w:t xml:space="preserve"> also a cinema and ice-rink, so people go there not just to shop, but to hang out with their friends as well. It has all of the famous brands and most importantly, it's warm in the winter!</w:t>
+              <w:t>, as it's the biggest and has the most shops and restaurants. There's also a cinema and ice-rink, so people go there not just to shop, but to hang out with their friends as well. It has all of the famous brands and most importantly, it's warm in the winter!</w:t>
             </w:r>
           </w:p>
           <w:p>
@@ -4665,6 +4682,15 @@
               </w:rPr>
               <w:t>My shopping mall has a lot of escalators, as there are ten floors in total</w:t>
             </w:r>
+            <w:r>
+              <w:rPr>
+                <w:rFonts w:ascii="Source Sans 3" w:hAnsi="Source Sans 3"/>
+                <w:bCs/>
+                <w:sz w:val="23"/>
+                <w:szCs w:val="23"/>
+              </w:rPr>
+              <w:t>.</w:t>
+            </w:r>
           </w:p>
           <w:p>
             <w:pPr>
@@ -5132,7 +5158,43 @@
                 <w:sz w:val="23"/>
                 <w:szCs w:val="23"/>
               </w:rPr>
-              <w:t xml:space="preserve"> live in the countryside, the scenery here is beautiful-very </w:t>
+              <w:t xml:space="preserve"> live in the countryside, the scenery here is beautiful</w:t>
+            </w:r>
+            <w:r>
+              <w:rPr>
+                <w:rFonts w:ascii="Source Sans 3" w:hAnsi="Source Sans 3"/>
+                <w:bCs/>
+                <w:sz w:val="23"/>
+                <w:szCs w:val="23"/>
+              </w:rPr>
+              <w:t xml:space="preserve"> </w:t>
+            </w:r>
+            <w:r>
+              <w:rPr>
+                <w:rFonts w:ascii="Source Sans 3" w:hAnsi="Source Sans 3"/>
+                <w:bCs/>
+                <w:sz w:val="23"/>
+                <w:szCs w:val="23"/>
+              </w:rPr>
+              <w:t>-</w:t>
+            </w:r>
+            <w:r>
+              <w:rPr>
+                <w:rFonts w:ascii="Source Sans 3" w:hAnsi="Source Sans 3"/>
+                <w:bCs/>
+                <w:sz w:val="23"/>
+                <w:szCs w:val="23"/>
+              </w:rPr>
+              <w:t xml:space="preserve"> </w:t>
+            </w:r>
+            <w:r>
+              <w:rPr>
+                <w:rFonts w:ascii="Source Sans 3" w:hAnsi="Source Sans 3"/>
+                <w:bCs/>
+                <w:sz w:val="23"/>
+                <w:szCs w:val="23"/>
+              </w:rPr>
+              <w:t xml:space="preserve">very </w:t>
             </w:r>
             <w:proofErr w:type="spellStart"/>
             <w:r>
@@ -7451,19 +7513,15 @@
               </w:rPr>
               <w:t>For the basketball in the afternoon, you only need to bring in the balls because the nets are always up and ready, so you can do that between the sports events. In the Carsley Room, you'll have to get the gymnastics equipment in place in the morning. That means bringing in the vaulting horse and putting it in the middle. Put one mat in front and another behind the horse, and have some other mats ready for the floor exercises. Then on the side, set up the bars for the gymnastics. There are two sets of bars: one for the men and one for the women. The</w:t>
             </w:r>
-          </w:p>
-          <w:p>
-            <w:pPr>
-              <w:tabs>
-                <w:tab w:val="left" w:pos="4413"/>
-              </w:tabs>
-              <w:rPr>
-                <w:rFonts w:ascii="Source Sans 3" w:hAnsi="Source Sans 3"/>
-                <w:bCs/>
-                <w:sz w:val="23"/>
-                <w:szCs w:val="23"/>
-              </w:rPr>
-            </w:pPr>
+            <w:r>
+              <w:rPr>
+                <w:rFonts w:ascii="Source Sans 3" w:hAnsi="Source Sans 3"/>
+                <w:bCs/>
+                <w:sz w:val="23"/>
+                <w:szCs w:val="23"/>
+              </w:rPr>
+              <w:t xml:space="preserve"> </w:t>
+            </w:r>
             <w:r>
               <w:rPr>
                 <w:rFonts w:ascii="Source Sans 3" w:hAnsi="Source Sans 3"/>
@@ -7493,27 +7551,25 @@
                 <w:sz w:val="23"/>
                 <w:szCs w:val="23"/>
               </w:rPr>
-              <w:t xml:space="preserve">For the weightlifting, get someone to help you bring in the barbells and the other weights so that you don't try to carry too much. The bench for the bench press should be in there already, so check that it is when you arrive, but you'll need to bring in the stand with the chalk for the lifters to put on their hands. I'll be there at about ten o' clock as I have an appointment first thing, so you should be ready by then. We can </w:t>
-            </w:r>
-            <w:proofErr w:type="spellStart"/>
-            <w:r>
-              <w:rPr>
-                <w:rFonts w:ascii="Source Sans 3" w:hAnsi="Source Sans 3"/>
-                <w:bCs/>
-                <w:sz w:val="23"/>
-                <w:szCs w:val="23"/>
-              </w:rPr>
-              <w:t>checkeverything</w:t>
-            </w:r>
-            <w:proofErr w:type="spellEnd"/>
-            <w:r>
-              <w:rPr>
-                <w:rFonts w:ascii="Source Sans 3" w:hAnsi="Source Sans 3"/>
-                <w:bCs/>
-                <w:sz w:val="23"/>
-                <w:szCs w:val="23"/>
-              </w:rPr>
-              <w:t xml:space="preserve"> together and then get ready to welcome the contestants and the spectators. I hope everything goes well, and I'm sure we can do it! Call me if you need any extra information.</w:t>
+              <w:t>For the weightlifting, get someone to help you bring in the barbells and the other weights so that you don't try to carry too much. The bench for the bench press should be in there already, so check that it is when you arrive, but you'll need to bring in the stand with the chalk for the lifters to put on their hands. I'll be there at about ten o' clock as I have an appointment first thing, so you should be ready by then. We can check</w:t>
+            </w:r>
+            <w:r>
+              <w:rPr>
+                <w:rFonts w:ascii="Source Sans 3" w:hAnsi="Source Sans 3"/>
+                <w:bCs/>
+                <w:sz w:val="23"/>
+                <w:szCs w:val="23"/>
+              </w:rPr>
+              <w:t xml:space="preserve"> </w:t>
+            </w:r>
+            <w:r>
+              <w:rPr>
+                <w:rFonts w:ascii="Source Sans 3" w:hAnsi="Source Sans 3"/>
+                <w:bCs/>
+                <w:sz w:val="23"/>
+                <w:szCs w:val="23"/>
+              </w:rPr>
+              <w:t>everything together and then get ready to welcome the contestants and the spectators. I hope everything goes well, and I'm sure we can do it! Call me if you need any extra information.</w:t>
             </w:r>
           </w:p>
         </w:tc>
@@ -7716,7 +7772,6 @@
                 <w:sz w:val="23"/>
                 <w:szCs w:val="23"/>
               </w:rPr>
-              <w:lastRenderedPageBreak/>
               <w:t>Mindset_L2</w:t>
             </w:r>
             <w:r>
@@ -7754,6 +7809,7 @@
                 <w:sz w:val="23"/>
                 <w:szCs w:val="23"/>
               </w:rPr>
+              <w:lastRenderedPageBreak/>
               <w:t>1</w:t>
             </w:r>
             <w:r>
@@ -15410,27 +15466,7 @@
                 <w:sz w:val="23"/>
                 <w:szCs w:val="23"/>
               </w:rPr>
-              <w:t xml:space="preserve"> £30 million? That does seem a lot. I thought it was closer to £25 million, but </w:t>
-            </w:r>
-            <w:proofErr w:type="gramStart"/>
-            <w:r>
-              <w:rPr>
-                <w:rFonts w:ascii="Source Sans 3" w:hAnsi="Source Sans 3"/>
-                <w:bCs/>
-                <w:sz w:val="23"/>
-                <w:szCs w:val="23"/>
-              </w:rPr>
-              <w:t>clearly</w:t>
-            </w:r>
-            <w:proofErr w:type="gramEnd"/>
-            <w:r>
-              <w:rPr>
-                <w:rFonts w:ascii="Source Sans 3" w:hAnsi="Source Sans 3"/>
-                <w:bCs/>
-                <w:sz w:val="23"/>
-                <w:szCs w:val="23"/>
-              </w:rPr>
-              <w:t xml:space="preserve"> it isn't. And what about the cheapest?</w:t>
+              <w:t xml:space="preserve"> £30 million? That does seem a lot. I thought it was closer to £25 million, but clearly it isn't. And what about the cheapest?</w:t>
             </w:r>
           </w:p>
           <w:p>
@@ -19828,25 +19864,7 @@
                 <w:sz w:val="23"/>
                 <w:szCs w:val="23"/>
               </w:rPr>
-              <w:t xml:space="preserve"> Jane </w:t>
-            </w:r>
-            <w:proofErr w:type="gramStart"/>
-            <w:r>
-              <w:rPr>
-                <w:rFonts w:ascii="Source Sans 3" w:hAnsi="Source Sans 3"/>
-                <w:sz w:val="23"/>
-                <w:szCs w:val="23"/>
-              </w:rPr>
-              <w:t>have</w:t>
-            </w:r>
-            <w:proofErr w:type="gramEnd"/>
-            <w:r>
-              <w:rPr>
-                <w:rFonts w:ascii="Source Sans 3" w:hAnsi="Source Sans 3"/>
-                <w:sz w:val="23"/>
-                <w:szCs w:val="23"/>
-              </w:rPr>
-              <w:t xml:space="preserve"> an idea for a website design service. They both studied software engineering at university and so they are both well skilled in their field. They have both worked as designers for major </w:t>
+              <w:t xml:space="preserve"> Jane have an idea for a website design service. They both studied software engineering at university and so they are both well skilled in their field. They have both worked as designers for major </w:t>
             </w:r>
             <w:proofErr w:type="spellStart"/>
             <w:r>
@@ -21472,25 +21490,7 @@
                 <w:sz w:val="23"/>
                 <w:szCs w:val="23"/>
               </w:rPr>
-              <w:t xml:space="preserve">Now I'd like to turn to the economic concerns. Opponents of fracking say that the economic benefits are not as great as its </w:t>
-            </w:r>
-            <w:proofErr w:type="gramStart"/>
-            <w:r>
-              <w:rPr>
-                <w:rFonts w:ascii="Source Sans 3" w:hAnsi="Source Sans 3"/>
-                <w:sz w:val="23"/>
-                <w:szCs w:val="23"/>
-              </w:rPr>
-              <w:t>supporters</w:t>
-            </w:r>
-            <w:proofErr w:type="gramEnd"/>
-            <w:r>
-              <w:rPr>
-                <w:rFonts w:ascii="Source Sans 3" w:hAnsi="Source Sans 3"/>
-                <w:sz w:val="23"/>
-                <w:szCs w:val="23"/>
-              </w:rPr>
-              <w:t xml:space="preserve"> claim. While there's clearly an increase in economic activity in the areas where fracking is carried out, as I discussed earlier, there are often negative effects on agriculture and farming in these areas and there's good evidence that house prices fall, because people aren't willing to move into areas where fracking is taking place or has taken place. Another economic concern is that gas production can be very high at the beginning of the fracking process, but it can drop quickly, down to as little as 10% in five years. This can result in more drilling and greater use of water, which increases the cost of getting the gas out of the ground. The other main economic problem is that the estimated amount of gas in the ground may not be anywhere near as high as fracking supporters claim, so investing huge amounts of mone</w:t>
+              <w:t>Now I'd like to turn to the economic concerns. Opponents of fracking say that the economic benefits are not as great as its supporters claim. While there's clearly an increase in economic activity in the areas where fracking is carried out, as I discussed earlier, there are often negative effects on agriculture and farming in these areas and there's good evidence that house prices fall, because people aren't willing to move into areas where fracking is taking place or has taken place. Another economic concern is that gas production can be very high at the beginning of the fracking process, but it can drop quickly, down to as little as 10% in five years. This can result in more drilling and greater use of water, which increases the cost of getting the gas out of the ground. The other main economic problem is that the estimated amount of gas in the ground may not be anywhere near as high as fracking supporters claim, so investing huge amounts of mone</w:t>
             </w:r>
             <w:r>
               <w:rPr>
@@ -29579,7 +29579,7 @@
 </file>
 
 <file path=word/numbering.xml><?xml version="1.0" encoding="utf-8"?>
-<w:numbering xmlns:wpc="http://schemas.microsoft.com/office/word/2010/wordprocessingCanvas" xmlns:cx="http://schemas.microsoft.com/office/drawing/2014/chartex" xmlns:cx1="http://schemas.microsoft.com/office/drawing/2015/9/8/chartex" xmlns:cx2="http://schemas.microsoft.com/office/drawing/2015/10/21/chartex" xmlns:cx3="http://schemas.microsoft.com/office/drawing/2016/5/9/chartex" xmlns:cx4="http://schemas.microsoft.com/office/drawing/2016/5/10/chartex" xmlns:cx5="http://schemas.microsoft.com/office/drawing/2016/5/11/chartex" xmlns:cx6="http://schemas.microsoft.com/office/drawing/2016/5/12/chartex" xmlns:cx7="http://schemas.microsoft.com/office/drawing/2016/5/13/chartex" xmlns:cx8="http://schemas.microsoft.com/office/drawing/2016/5/14/chartex" xmlns:mc="http://schemas.openxmlformats.org/markup-compatibility/2006" xmlns:aink="http://schemas.microsoft.com/office/drawing/2016/ink" xmlns:am3d="http://schemas.microsoft.com/office/drawing/2017/model3d" xmlns:o="urn:schemas-microsoft-com:office:office" xmlns:oel="http://schemas.microsoft.com/office/2019/extlst" xmlns:r="http://schemas.openxmlformats.org/officeDocument/2006/relationships" xmlns:m="http://schemas.openxmlformats.org/officeDocument/2006/math" xmlns:v="urn:schemas-microsoft-com:vml" xmlns:wp14="http://schemas.microsoft.com/office/word/2010/wordprocessingDrawing" xmlns:wp="http://schemas.openxmlformats.org/drawingml/2006/wordprocessingDrawing" xmlns:w10="urn:schemas-microsoft-com:office:word" xmlns:w="http://schemas.openxmlformats.org/wordprocessingml/2006/main" xmlns:w14="http://schemas.microsoft.com/office/word/2010/wordml" xmlns:w15="http://schemas.microsoft.com/office/word/2012/wordml" xmlns:w16cex="http://schemas.microsoft.com/office/word/2018/wordml/cex" xmlns:w16cid="http://schemas.microsoft.com/office/word/2016/wordml/cid" xmlns:w16="http://schemas.microsoft.com/office/word/2018/wordml" xmlns:w16du="http://schemas.microsoft.com/office/word/2023/wordml/word16du" xmlns:w16sdtdh="http://schemas.microsoft.com/office/word/2020/wordml/sdtdatahash" xmlns:w16sdtfl="http://schemas.microsoft.com/office/word/2024/wordml/sdtformatlock" xmlns:w16se="http://schemas.microsoft.com/office/word/2015/wordml/symex" xmlns:wpg="http://schemas.microsoft.com/office/word/2010/wordprocessingGroup" xmlns:wpi="http://schemas.microsoft.com/office/word/2010/wordprocessingInk" xmlns:wne="http://schemas.microsoft.com/office/word/2006/wordml" xmlns:wps="http://schemas.microsoft.com/office/word/2010/wordprocessingShape" mc:Ignorable="w14 w15 w16se w16cid w16 w16cex w16sdtdh w16sdtfl w16du wp14">
+<w:numbering xmlns:wpc="http://schemas.microsoft.com/office/word/2010/wordprocessingCanvas" xmlns:cx="http://schemas.microsoft.com/office/drawing/2014/chartex" xmlns:cx1="http://schemas.microsoft.com/office/drawing/2015/9/8/chartex" xmlns:cx2="http://schemas.microsoft.com/office/drawing/2015/10/21/chartex" xmlns:cx3="http://schemas.microsoft.com/office/drawing/2016/5/9/chartex" xmlns:cx4="http://schemas.microsoft.com/office/drawing/2016/5/10/chartex" xmlns:cx5="http://schemas.microsoft.com/office/drawing/2016/5/11/chartex" xmlns:cx6="http://schemas.microsoft.com/office/drawing/2016/5/12/chartex" xmlns:cx7="http://schemas.microsoft.com/office/drawing/2016/5/13/chartex" xmlns:cx8="http://schemas.microsoft.com/office/drawing/2016/5/14/chartex" xmlns:mc="http://schemas.openxmlformats.org/markup-compatibility/2006" xmlns:aink="http://schemas.microsoft.com/office/drawing/2016/ink" xmlns:am3d="http://schemas.microsoft.com/office/drawing/2017/model3d" xmlns:o="urn:schemas-microsoft-com:office:office" xmlns:oel="http://schemas.microsoft.com/office/2019/extlst" xmlns:r="http://schemas.openxmlformats.org/officeDocument/2006/relationships" xmlns:m="http://schemas.openxmlformats.org/officeDocument/2006/math" xmlns:v="urn:schemas-microsoft-com:vml" xmlns:wp14="http://schemas.microsoft.com/office/word/2010/wordprocessingDrawing" xmlns:wp="http://schemas.openxmlformats.org/drawingml/2006/wordprocessingDrawing" xmlns:w10="urn:schemas-microsoft-com:office:word" xmlns:w="http://schemas.openxmlformats.org/wordprocessingml/2006/main" xmlns:w14="http://schemas.microsoft.com/office/word/2010/wordml" xmlns:w15="http://schemas.microsoft.com/office/word/2012/wordml" xmlns:w16cex="http://schemas.microsoft.com/office/word/2018/wordml/cex" xmlns:w16cid="http://schemas.microsoft.com/office/word/2016/wordml/cid" xmlns:w16="http://schemas.microsoft.com/office/word/2018/wordml" xmlns:w16sdtdh="http://schemas.microsoft.com/office/word/2020/wordml/sdtdatahash" xmlns:w16se="http://schemas.microsoft.com/office/word/2015/wordml/symex" xmlns:wpg="http://schemas.microsoft.com/office/word/2010/wordprocessingGroup" xmlns:wpi="http://schemas.microsoft.com/office/word/2010/wordprocessingInk" xmlns:wne="http://schemas.microsoft.com/office/word/2006/wordml" xmlns:wps="http://schemas.microsoft.com/office/word/2010/wordprocessingShape" mc:Ignorable="w14 w15 w16se w16cid w16 w16cex w16sdtdh wp14">
   <w:abstractNum w:abstractNumId="0" w15:restartNumberingAfterBreak="0">
     <w:nsid w:val="216960B9"/>
     <w:multiLevelType w:val="hybridMultilevel"/>
@@ -29866,7 +29866,7 @@
 </file>
 
 <file path=word/styles.xml><?xml version="1.0" encoding="utf-8"?>
-<w:styles xmlns:mc="http://schemas.openxmlformats.org/markup-compatibility/2006" xmlns:r="http://schemas.openxmlformats.org/officeDocument/2006/relationships" xmlns:w="http://schemas.openxmlformats.org/wordprocessingml/2006/main" xmlns:w14="http://schemas.microsoft.com/office/word/2010/wordml" xmlns:w15="http://schemas.microsoft.com/office/word/2012/wordml" xmlns:w16cex="http://schemas.microsoft.com/office/word/2018/wordml/cex" xmlns:w16cid="http://schemas.microsoft.com/office/word/2016/wordml/cid" xmlns:w16="http://schemas.microsoft.com/office/word/2018/wordml" xmlns:w16du="http://schemas.microsoft.com/office/word/2023/wordml/word16du" xmlns:w16sdtdh="http://schemas.microsoft.com/office/word/2020/wordml/sdtdatahash" xmlns:w16sdtfl="http://schemas.microsoft.com/office/word/2024/wordml/sdtformatlock" xmlns:w16se="http://schemas.microsoft.com/office/word/2015/wordml/symex" mc:Ignorable="w14 w15 w16se w16cid w16 w16cex w16sdtdh w16sdtfl w16du">
+<w:styles xmlns:mc="http://schemas.openxmlformats.org/markup-compatibility/2006" xmlns:r="http://schemas.openxmlformats.org/officeDocument/2006/relationships" xmlns:w="http://schemas.openxmlformats.org/wordprocessingml/2006/main" xmlns:w14="http://schemas.microsoft.com/office/word/2010/wordml" xmlns:w15="http://schemas.microsoft.com/office/word/2012/wordml" xmlns:w16cex="http://schemas.microsoft.com/office/word/2018/wordml/cex" xmlns:w16cid="http://schemas.microsoft.com/office/word/2016/wordml/cid" xmlns:w16="http://schemas.microsoft.com/office/word/2018/wordml" xmlns:w16sdtdh="http://schemas.microsoft.com/office/word/2020/wordml/sdtdatahash" xmlns:w16se="http://schemas.microsoft.com/office/word/2015/wordml/symex" mc:Ignorable="w14 w15 w16se w16cid w16 w16cex w16sdtdh">
   <w:docDefaults>
     <w:rPrDefault>
       <w:rPr>

--- a/assets/data/Mindset 02/Mindset2- Audio Scripts.docx
+++ b/assets/data/Mindset 02/Mindset2- Audio Scripts.docx
@@ -9156,25 +9156,23 @@
                 <w:sz w:val="23"/>
                 <w:szCs w:val="23"/>
               </w:rPr>
-              <w:t xml:space="preserve">Yeah, I saw it last night. I think it was really good the way that all the characters were actually well developed and interacted with each other. The danger with that kind of film is that the science fiction </w:t>
-            </w:r>
-            <w:proofErr w:type="spellStart"/>
-            <w:r>
-              <w:rPr>
-                <w:rFonts w:ascii="Source Sans 3" w:hAnsi="Source Sans 3"/>
-                <w:sz w:val="23"/>
-                <w:szCs w:val="23"/>
-              </w:rPr>
-              <w:t>aspectjust</w:t>
-            </w:r>
-            <w:proofErr w:type="spellEnd"/>
-            <w:r>
-              <w:rPr>
-                <w:rFonts w:ascii="Source Sans 3" w:hAnsi="Source Sans 3"/>
-                <w:sz w:val="23"/>
-                <w:szCs w:val="23"/>
-              </w:rPr>
-              <w:t xml:space="preserve"> takes over and you get spaceships and battles with aliens who are trying to take over the Earth.</w:t>
+              <w:t>Yeah, I saw it last night. I think it was really good the way that all the characters were actually well developed and interacted with each other. The danger with that kind of film is that the science fiction aspect</w:t>
+            </w:r>
+            <w:r>
+              <w:rPr>
+                <w:rFonts w:ascii="Source Sans 3" w:hAnsi="Source Sans 3"/>
+                <w:sz w:val="23"/>
+                <w:szCs w:val="23"/>
+              </w:rPr>
+              <w:t xml:space="preserve"> </w:t>
+            </w:r>
+            <w:r>
+              <w:rPr>
+                <w:rFonts w:ascii="Source Sans 3" w:hAnsi="Source Sans 3"/>
+                <w:sz w:val="23"/>
+                <w:szCs w:val="23"/>
+              </w:rPr>
+              <w:t>just takes over and you get spaceships and battles with aliens who are trying to take over the Earth.</w:t>
             </w:r>
           </w:p>
           <w:p>

--- a/assets/data/Mindset 02/Mindset2- Audio Scripts.docx
+++ b/assets/data/Mindset 02/Mindset2- Audio Scripts.docx
@@ -12088,18 +12088,14 @@
               </w:rPr>
               <w:t xml:space="preserve"> That would be challenging but fascinating at the same</w:t>
             </w:r>
-          </w:p>
-          <w:p>
-            <w:pPr>
-              <w:tabs>
-                <w:tab w:val="left" w:pos="4413"/>
-              </w:tabs>
-              <w:rPr>
-                <w:rFonts w:ascii="Source Sans 3" w:hAnsi="Source Sans 3"/>
-                <w:sz w:val="23"/>
-                <w:szCs w:val="23"/>
-              </w:rPr>
-            </w:pPr>
+            <w:r>
+              <w:rPr>
+                <w:rFonts w:ascii="Source Sans 3" w:hAnsi="Source Sans 3"/>
+                <w:sz w:val="23"/>
+                <w:szCs w:val="23"/>
+              </w:rPr>
+              <w:t xml:space="preserve"> </w:t>
+            </w:r>
             <w:r>
               <w:rPr>
                 <w:rFonts w:ascii="Source Sans 3" w:hAnsi="Source Sans 3"/>
@@ -12886,51 +12882,51 @@
               <w:rPr>
                 <w:rStyle w:val="NotSpokenChar"/>
               </w:rPr>
+              <w:t xml:space="preserve">4A: </w:t>
+            </w:r>
+            <w:r>
+              <w:rPr>
+                <w:rFonts w:ascii="Source Sans 3" w:hAnsi="Source Sans 3"/>
+                <w:sz w:val="23"/>
+                <w:szCs w:val="23"/>
+              </w:rPr>
+              <w:t xml:space="preserve">The results were stunning, and the team had done a </w:t>
+            </w:r>
+            <w:proofErr w:type="spellStart"/>
+            <w:r>
+              <w:rPr>
+                <w:rFonts w:ascii="Source Sans 3" w:hAnsi="Source Sans 3"/>
+                <w:sz w:val="23"/>
+                <w:szCs w:val="23"/>
+              </w:rPr>
+              <w:t>marvellous</w:t>
+            </w:r>
+            <w:proofErr w:type="spellEnd"/>
+            <w:r>
+              <w:rPr>
+                <w:rFonts w:ascii="Source Sans 3" w:hAnsi="Source Sans 3"/>
+                <w:sz w:val="23"/>
+                <w:szCs w:val="23"/>
+              </w:rPr>
+              <w:t xml:space="preserve"> job.</w:t>
+            </w:r>
+          </w:p>
+          <w:p>
+            <w:pPr>
+              <w:tabs>
+                <w:tab w:val="left" w:pos="4413"/>
+              </w:tabs>
+              <w:rPr>
+                <w:rFonts w:ascii="Source Sans 3" w:hAnsi="Source Sans 3"/>
+                <w:sz w:val="23"/>
+                <w:szCs w:val="23"/>
+              </w:rPr>
+            </w:pPr>
+            <w:r>
+              <w:rPr>
+                <w:rStyle w:val="NotSpokenChar"/>
+              </w:rPr>
               <w:lastRenderedPageBreak/>
-              <w:t xml:space="preserve">4A: </w:t>
-            </w:r>
-            <w:r>
-              <w:rPr>
-                <w:rFonts w:ascii="Source Sans 3" w:hAnsi="Source Sans 3"/>
-                <w:sz w:val="23"/>
-                <w:szCs w:val="23"/>
-              </w:rPr>
-              <w:t xml:space="preserve">The results were stunning, and the team had done a </w:t>
-            </w:r>
-            <w:proofErr w:type="spellStart"/>
-            <w:r>
-              <w:rPr>
-                <w:rFonts w:ascii="Source Sans 3" w:hAnsi="Source Sans 3"/>
-                <w:sz w:val="23"/>
-                <w:szCs w:val="23"/>
-              </w:rPr>
-              <w:t>marvellous</w:t>
-            </w:r>
-            <w:proofErr w:type="spellEnd"/>
-            <w:r>
-              <w:rPr>
-                <w:rFonts w:ascii="Source Sans 3" w:hAnsi="Source Sans 3"/>
-                <w:sz w:val="23"/>
-                <w:szCs w:val="23"/>
-              </w:rPr>
-              <w:t xml:space="preserve"> job.</w:t>
-            </w:r>
-          </w:p>
-          <w:p>
-            <w:pPr>
-              <w:tabs>
-                <w:tab w:val="left" w:pos="4413"/>
-              </w:tabs>
-              <w:rPr>
-                <w:rFonts w:ascii="Source Sans 3" w:hAnsi="Source Sans 3"/>
-                <w:sz w:val="23"/>
-                <w:szCs w:val="23"/>
-              </w:rPr>
-            </w:pPr>
-            <w:r>
-              <w:rPr>
-                <w:rStyle w:val="NotSpokenChar"/>
-              </w:rPr>
               <w:t xml:space="preserve">4B: </w:t>
             </w:r>
             <w:r>
